--- a/docs/yatlu-reference.docx
+++ b/docs/yatlu-reference.docx
@@ -7050,6 +7050,115 @@
           <w:rtl/>
         </w:rPr>
         <w:t xml:space="preserve">.</w:t>
+      </w:r>
+    </w:p>
+    <w:p>
+      <w:pPr>
+        <w:bidi/>
+        <w:bidi/>
+      </w:pPr>
+      <w:r>
+        <w:rPr>
+          <w:rtl/>
+          <w:rtl/>
+          <w:bCs/>
+          <w:b/>
+        </w:rPr>
+        <w:t xml:space="preserve">المشروع مربوط بالفعل</w:t>
+      </w:r>
+      <w:r>
+        <w:rPr>
+          <w:rtl/>
+          <w:rtl/>
+        </w:rPr>
+        <w:t xml:space="preserve"> </w:t>
+      </w:r>
+      <w:r>
+        <w:rPr>
+          <w:rtl/>
+          <w:rtl/>
+        </w:rPr>
+        <w:t xml:space="preserve">بحساب</w:t>
+      </w:r>
+      <w:r>
+        <w:rPr>
+          <w:rtl/>
+          <w:rtl/>
+        </w:rPr>
+        <w:t xml:space="preserve"> </w:t>
+      </w:r>
+      <w:r>
+        <w:rPr>
+          <w:rtl/>
+          <w:rStyle w:val="VerbatimChar"/>
+          <w:rtl/>
+        </w:rPr>
+        <w:t xml:space="preserve">moumenhafez</w:t>
+      </w:r>
+      <w:r>
+        <w:rPr>
+          <w:rtl/>
+          <w:rtl/>
+        </w:rPr>
+        <w:t xml:space="preserve"> </w:t>
+      </w:r>
+      <w:r>
+        <w:rPr>
+          <w:rtl/>
+          <w:rtl/>
+        </w:rPr>
+        <w:t xml:space="preserve">(مشروع</w:t>
+      </w:r>
+      <w:r>
+        <w:rPr>
+          <w:rtl/>
+          <w:rtl/>
+        </w:rPr>
+        <w:t xml:space="preserve"> </w:t>
+      </w:r>
+      <w:r>
+        <w:rPr>
+          <w:rtl/>
+          <w:rStyle w:val="VerbatimChar"/>
+          <w:rtl/>
+        </w:rPr>
+        <w:t xml:space="preserve">@moumenhafez/yatlu</w:t>
+      </w:r>
+      <w:r>
+        <w:rPr>
+          <w:rtl/>
+          <w:rtl/>
+        </w:rPr>
+        <w:t xml:space="preserve">)، ومفتاح التوقيع محفوظ على Expo — فالخطوة ٢ مش محتاجة تتكرر. أي بناء جديد:</w:t>
+      </w:r>
+      <w:r>
+        <w:rPr>
+          <w:rtl/>
+          <w:rtl/>
+        </w:rPr>
+        <w:t xml:space="preserve"> </w:t>
+      </w:r>
+      <w:r>
+        <w:rPr>
+          <w:rtl/>
+          <w:rStyle w:val="VerbatimChar"/>
+          <w:rtl/>
+        </w:rPr>
+        <w:t xml:space="preserve">npm run build:apk</w:t>
+      </w:r>
+      <w:r>
+        <w:rPr>
+          <w:rtl/>
+          <w:rtl/>
+        </w:rPr>
+        <w:t xml:space="preserve"> </w:t>
+      </w:r>
+      <w:r>
+        <w:rPr>
+          <w:rtl/>
+          <w:rtl/>
+        </w:rPr>
+        <w:t xml:space="preserve">بس. الحساب المجاني بيقف في طابور قبل البناء (ممكن ساعة أو أكتر).</w:t>
       </w:r>
     </w:p>
     <w:p>

--- a/docs/yatlu-reference.docx
+++ b/docs/yatlu-reference.docx
@@ -278,7 +278,7 @@
         </w:p>
       </w:sdtContent>
     </w:sdt>
-    <w:bookmarkStart w:id="52" w:name="يتلو-المرجع-الشامل"/>
+    <w:bookmarkStart w:id="53" w:name="يتلو-المرجع-الشامل"/>
     <w:p>
       <w:pPr>
         <w:bidi/>
@@ -1922,7 +1922,7 @@
       </w:r>
     </w:p>
     <w:bookmarkEnd w:id="22"/>
-    <w:bookmarkStart w:id="32" w:name="الميزات-من-منظور-المستخدم"/>
+    <w:bookmarkStart w:id="33" w:name="الميزات-من-منظور-المستخدم"/>
     <w:p>
       <w:pPr>
         <w:bidi/>
@@ -1995,8 +1995,24 @@
         <w:rPr>
           <w:rtl/>
           <w:rtl/>
-        </w:rPr>
-        <w:t xml:space="preserve">العنوان: لوجو «يَتْلُو» بلون الثيم.</w:t>
+          <w:bCs/>
+          <w:b/>
+        </w:rPr>
+        <w:t xml:space="preserve">كارت «أنا مسلم»</w:t>
+      </w:r>
+      <w:r>
+        <w:rPr>
+          <w:rtl/>
+          <w:rtl/>
+        </w:rPr>
+        <w:t xml:space="preserve"> </w:t>
+      </w:r>
+      <w:r>
+        <w:rPr>
+          <w:rtl/>
+          <w:rtl/>
+        </w:rPr>
+        <w:t xml:space="preserve">بالتقدّم والنشاط الجاي (بيفتح خريطة اليوم).</w:t>
       </w:r>
     </w:p>
     <w:p>
@@ -2014,106 +2030,7 @@
           <w:rtl/>
           <w:rtl/>
         </w:rPr>
-        <w:t xml:space="preserve">أزرار الهيدر:</w:t>
-      </w:r>
-      <w:r>
-        <w:rPr>
-          <w:rtl/>
-          <w:rtl/>
-        </w:rPr>
-        <w:t xml:space="preserve"> </w:t>
-      </w:r>
-      <w:r>
-        <w:rPr>
-          <w:rtl/>
-          <w:rtl/>
-          <w:bCs/>
-          <w:b/>
-        </w:rPr>
-        <w:t xml:space="preserve">التنبيهات</w:t>
-      </w:r>
-      <w:r>
-        <w:rPr>
-          <w:rtl/>
-          <w:rtl/>
-        </w:rPr>
-        <w:t xml:space="preserve"> </w:t>
-      </w:r>
-      <w:r>
-        <w:rPr>
-          <w:rtl/>
-          <w:rtl/>
-        </w:rPr>
-        <w:t xml:space="preserve">(بعدد غير المقروء)،</w:t>
-      </w:r>
-      <w:r>
-        <w:rPr>
-          <w:rtl/>
-          <w:rtl/>
-        </w:rPr>
-        <w:t xml:space="preserve"> </w:t>
-      </w:r>
-      <w:r>
-        <w:rPr>
-          <w:rtl/>
-          <w:rtl/>
-          <w:bCs/>
-          <w:b/>
-        </w:rPr>
-        <w:t xml:space="preserve">البحث</w:t>
-      </w:r>
-      <w:r>
-        <w:rPr>
-          <w:rtl/>
-          <w:rtl/>
-        </w:rPr>
-        <w:t xml:space="preserve">،</w:t>
-      </w:r>
-      <w:r>
-        <w:rPr>
-          <w:rtl/>
-          <w:rtl/>
-        </w:rPr>
-        <w:t xml:space="preserve"> </w:t>
-      </w:r>
-      <w:r>
-        <w:rPr>
-          <w:rtl/>
-          <w:rtl/>
-          <w:bCs/>
-          <w:b/>
-        </w:rPr>
-        <w:t xml:space="preserve">الانتقال لصفحة/آية</w:t>
-      </w:r>
-      <w:r>
-        <w:rPr>
-          <w:rtl/>
-          <w:rtl/>
-        </w:rPr>
-        <w:t xml:space="preserve">،</w:t>
-      </w:r>
-      <w:r>
-        <w:rPr>
-          <w:rtl/>
-          <w:rtl/>
-        </w:rPr>
-        <w:t xml:space="preserve"> </w:t>
-      </w:r>
-      <w:r>
-        <w:rPr>
-          <w:rtl/>
-          <w:rtl/>
-          <w:bCs/>
-          <w:b/>
-        </w:rPr>
-        <w:t xml:space="preserve">العلامات</w:t>
-      </w:r>
-      <w:r>
-        <w:rPr>
-          <w:rtl/>
-          <w:rtl/>
-        </w:rPr>
-        <w:t xml:space="preserve">.</w:t>
+        <w:t xml:space="preserve">العنوان: لوجو «يَتْلُو» بلون الثيم.</w:t>
       </w:r>
     </w:p>
     <w:p>
@@ -2130,24 +2047,107 @@
         <w:rPr>
           <w:rtl/>
           <w:rtl/>
+        </w:rPr>
+        <w:t xml:space="preserve">أزرار الهيدر:</w:t>
+      </w:r>
+      <w:r>
+        <w:rPr>
+          <w:rtl/>
+          <w:rtl/>
+        </w:rPr>
+        <w:t xml:space="preserve"> </w:t>
+      </w:r>
+      <w:r>
+        <w:rPr>
+          <w:rtl/>
+          <w:rtl/>
           <w:bCs/>
           <w:b/>
         </w:rPr>
-        <w:t xml:space="preserve">متابعة القراءة</w:t>
-      </w:r>
-      <w:r>
-        <w:rPr>
-          <w:rtl/>
-          <w:rtl/>
-        </w:rPr>
-        <w:t xml:space="preserve"> </w:t>
-      </w:r>
-      <w:r>
-        <w:rPr>
-          <w:rtl/>
-          <w:rtl/>
-        </w:rPr>
-        <w:t xml:space="preserve">(آخر صفحة).</w:t>
+        <w:t xml:space="preserve">التنبيهات</w:t>
+      </w:r>
+      <w:r>
+        <w:rPr>
+          <w:rtl/>
+          <w:rtl/>
+        </w:rPr>
+        <w:t xml:space="preserve"> </w:t>
+      </w:r>
+      <w:r>
+        <w:rPr>
+          <w:rtl/>
+          <w:rtl/>
+        </w:rPr>
+        <w:t xml:space="preserve">(بعدد غير المقروء)،</w:t>
+      </w:r>
+      <w:r>
+        <w:rPr>
+          <w:rtl/>
+          <w:rtl/>
+        </w:rPr>
+        <w:t xml:space="preserve"> </w:t>
+      </w:r>
+      <w:r>
+        <w:rPr>
+          <w:rtl/>
+          <w:rtl/>
+          <w:bCs/>
+          <w:b/>
+        </w:rPr>
+        <w:t xml:space="preserve">البحث</w:t>
+      </w:r>
+      <w:r>
+        <w:rPr>
+          <w:rtl/>
+          <w:rtl/>
+        </w:rPr>
+        <w:t xml:space="preserve">،</w:t>
+      </w:r>
+      <w:r>
+        <w:rPr>
+          <w:rtl/>
+          <w:rtl/>
+        </w:rPr>
+        <w:t xml:space="preserve"> </w:t>
+      </w:r>
+      <w:r>
+        <w:rPr>
+          <w:rtl/>
+          <w:rtl/>
+          <w:bCs/>
+          <w:b/>
+        </w:rPr>
+        <w:t xml:space="preserve">الانتقال لصفحة/آية</w:t>
+      </w:r>
+      <w:r>
+        <w:rPr>
+          <w:rtl/>
+          <w:rtl/>
+        </w:rPr>
+        <w:t xml:space="preserve">،</w:t>
+      </w:r>
+      <w:r>
+        <w:rPr>
+          <w:rtl/>
+          <w:rtl/>
+        </w:rPr>
+        <w:t xml:space="preserve"> </w:t>
+      </w:r>
+      <w:r>
+        <w:rPr>
+          <w:rtl/>
+          <w:rtl/>
+          <w:bCs/>
+          <w:b/>
+        </w:rPr>
+        <w:t xml:space="preserve">العلامات</w:t>
+      </w:r>
+      <w:r>
+        <w:rPr>
+          <w:rtl/>
+          <w:rtl/>
+        </w:rPr>
+        <w:t xml:space="preserve">.</w:t>
       </w:r>
     </w:p>
     <w:p>
@@ -2167,21 +2167,21 @@
           <w:bCs/>
           <w:b/>
         </w:rPr>
-        <w:t xml:space="preserve">الورد اليومي والختمة:</w:t>
-      </w:r>
-      <w:r>
-        <w:rPr>
-          <w:rtl/>
-          <w:rtl/>
-        </w:rPr>
-        <w:t xml:space="preserve"> </w:t>
-      </w:r>
-      <w:r>
-        <w:rPr>
-          <w:rtl/>
-          <w:rtl/>
-        </w:rPr>
-        <w:t xml:space="preserve">نطاق ورد النهارده، ونسبة الختمة، و«ابدأ الورد» و«خلّصت»، و«ختمة جديدة».</w:t>
+        <w:t xml:space="preserve">متابعة القراءة</w:t>
+      </w:r>
+      <w:r>
+        <w:rPr>
+          <w:rtl/>
+          <w:rtl/>
+        </w:rPr>
+        <w:t xml:space="preserve"> </w:t>
+      </w:r>
+      <w:r>
+        <w:rPr>
+          <w:rtl/>
+          <w:rtl/>
+        </w:rPr>
+        <w:t xml:space="preserve">(آخر صفحة).</w:t>
       </w:r>
     </w:p>
     <w:p>
@@ -2198,6 +2198,40 @@
         <w:rPr>
           <w:rtl/>
           <w:rtl/>
+          <w:bCs/>
+          <w:b/>
+        </w:rPr>
+        <w:t xml:space="preserve">الورد اليومي والختمة:</w:t>
+      </w:r>
+      <w:r>
+        <w:rPr>
+          <w:rtl/>
+          <w:rtl/>
+        </w:rPr>
+        <w:t xml:space="preserve"> </w:t>
+      </w:r>
+      <w:r>
+        <w:rPr>
+          <w:rtl/>
+          <w:rtl/>
+        </w:rPr>
+        <w:t xml:space="preserve">نطاق ورد النهارده، ونسبة الختمة، و«ابدأ الورد» و«خلّصت»، و«ختمة جديدة».</w:t>
+      </w:r>
+    </w:p>
+    <w:p>
+      <w:pPr>
+        <w:bidi/>
+        <w:numPr>
+          <w:ilvl w:val="0"/>
+          <w:numId w:val="1002"/>
+        </w:numPr>
+        <w:pStyle w:val="Compact"/>
+        <w:bidi/>
+      </w:pPr>
+      <w:r>
+        <w:rPr>
+          <w:rtl/>
+          <w:rtl/>
         </w:rPr>
         <w:t xml:space="preserve">قوايم:</w:t>
       </w:r>
@@ -3149,7 +3183,7 @@
       </w:r>
     </w:p>
     <w:bookmarkEnd w:id="28"/>
-    <w:bookmarkStart w:id="29" w:name="الإعدادات"/>
+    <w:bookmarkStart w:id="29" w:name="أنا-مسلم-muslim"/>
     <w:p>
       <w:pPr>
         <w:bidi/>
@@ -3161,6 +3195,50 @@
           <w:rtl/>
           <w:rtl/>
         </w:rPr>
+        <w:t xml:space="preserve">3.6.1 أنا مسلم (</w:t>
+      </w:r>
+      <w:r>
+        <w:rPr>
+          <w:rtl/>
+          <w:rStyle w:val="VerbatimChar"/>
+          <w:rtl/>
+        </w:rPr>
+        <w:t xml:space="preserve">/muslim</w:t>
+      </w:r>
+      <w:r>
+        <w:rPr>
+          <w:rtl/>
+          <w:rtl/>
+        </w:rPr>
+        <w:t xml:space="preserve">)</w:t>
+      </w:r>
+    </w:p>
+    <w:p>
+      <w:pPr>
+        <w:bidi/>
+        <w:bidi/>
+      </w:pPr>
+      <w:r>
+        <w:rPr>
+          <w:rtl/>
+          <w:rtl/>
+        </w:rPr>
+        <w:t xml:space="preserve">خريطة طريق لليوم بالوقت: الصلوات، أذكار الصباح والمساء والنوم، الورد، سماع القرآن، الدعاء لغزة، التسبيح، والكهف يوم الجمعة. الضغط بيوديك للنشاط، وبيتعلّم لوحده لما يخلص (أو يدوي من الدايرة).</w:t>
+      </w:r>
+    </w:p>
+    <w:bookmarkEnd w:id="29"/>
+    <w:bookmarkStart w:id="30" w:name="الإعدادات"/>
+    <w:p>
+      <w:pPr>
+        <w:bidi/>
+        <w:pStyle w:val="Heading3"/>
+        <w:bidi/>
+      </w:pPr>
+      <w:r>
+        <w:rPr>
+          <w:rtl/>
+          <w:rtl/>
+        </w:rPr>
         <w:t xml:space="preserve">3.7 الإعدادات</w:t>
       </w:r>
     </w:p>
@@ -3173,12 +3251,42 @@
         <w:rPr>
           <w:rtl/>
           <w:rtl/>
+          <w:bCs/>
+          <w:b/>
+        </w:rPr>
+        <w:t xml:space="preserve">أول تشغيل:</w:t>
+      </w:r>
+      <w:r>
+        <w:rPr>
+          <w:rtl/>
+          <w:rtl/>
+        </w:rPr>
+        <w:t xml:space="preserve"> </w:t>
+      </w:r>
+      <w:r>
+        <w:rPr>
+          <w:rtl/>
+          <w:rtl/>
+        </w:rPr>
+        <w:t xml:space="preserve">عربي، وكل المفاتيح مفعّلة ما عدا «التوقيت الصيفي» (بيبوّظ المواقيت لو الموبايل متظبط).</w:t>
+      </w:r>
+      <w:r>
+        <w:rPr>
+          <w:rtl/>
+          <w:rtl/>
+        </w:rPr>
+        <w:t xml:space="preserve"> </w:t>
+      </w:r>
+      <w:r>
+        <w:rPr>
+          <w:rtl/>
+          <w:rtl/>
         </w:rPr>
         <w:t xml:space="preserve">عام (اللغة، حجم ووزن خط الواجهة، الشاشة الافتتاحية، الاهتزاز، الشاشة منورة) — المظهر (7 ثيمات + تلقائي + الوضع الليلي بعد المغرب) — المصحف (معاينة، وضع العرض، الخط، تكبير الصفحات، التجويد، الهامش، الترجمة) — التلاوة — الأذان والمواقيت (المذهب، الطريقة، التوقيت الصيفي، المدينة، العد التنازلي على الجنب، الموقع التلقائي، تعديل يدوي) — الإشعارات (كل الأنواع ومواعيدها) — الأذكار — الورد — البيانات (نسخة احتياطية، إعادة ضبط) — عن التطبيق.</w:t>
       </w:r>
     </w:p>
-    <w:bookmarkEnd w:id="29"/>
-    <w:bookmarkStart w:id="30" w:name="في-كل-التطبيق"/>
+    <w:bookmarkEnd w:id="30"/>
+    <w:bookmarkStart w:id="31" w:name="في-كل-التطبيق"/>
     <w:p>
       <w:pPr>
         <w:bidi/>
@@ -3295,8 +3403,8 @@
         <w:t xml:space="preserve">للأذان والصلاة اللي ما اتعلّمتش: «صلّيت» و«تم الرؤية».</w:t>
       </w:r>
     </w:p>
-    <w:bookmarkEnd w:id="30"/>
-    <w:bookmarkStart w:id="31" w:name="التنبيهات"/>
+    <w:bookmarkEnd w:id="31"/>
+    <w:bookmarkStart w:id="32" w:name="التنبيهات"/>
     <w:p>
       <w:pPr>
         <w:bidi/>
@@ -3991,9 +4099,9 @@
         </w:pict>
       </w:r>
     </w:p>
-    <w:bookmarkEnd w:id="31"/>
     <w:bookmarkEnd w:id="32"/>
-    <w:bookmarkStart w:id="35" w:name="هيكل-الكود"/>
+    <w:bookmarkEnd w:id="33"/>
+    <w:bookmarkStart w:id="36" w:name="هيكل-الكود"/>
     <w:p>
       <w:pPr>
         <w:bidi/>
@@ -4401,7 +4509,7 @@
         <w:t xml:space="preserve">└── theme/                  الثيمات وألوان التجويد</w:t>
       </w:r>
     </w:p>
-    <w:bookmarkStart w:id="33" w:name="ترتيب-الـ-providers"/>
+    <w:bookmarkStart w:id="34" w:name="ترتيب-الـ-providers"/>
     <w:p>
       <w:pPr>
         <w:bidi/>
@@ -4575,8 +4683,8 @@
         <w:t xml:space="preserve">RootStack</w:t>
       </w:r>
     </w:p>
-    <w:bookmarkEnd w:id="33"/>
-    <w:bookmarkStart w:id="34" w:name="التخزين-على-الجهاز-asyncstorage"/>
+    <w:bookmarkEnd w:id="34"/>
+    <w:bookmarkStart w:id="35" w:name="التخزين-على-الجهاز-asyncstorage"/>
     <w:p>
       <w:pPr>
         <w:bidi/>
@@ -4983,6 +5091,45 @@
           </w:p>
         </w:tc>
       </w:tr>
+      <w:tr>
+        <w:tc>
+          <w:tcPr/>
+          <w:p>
+            <w:pPr>
+              <w:bidi/>
+              <w:pStyle w:val="Compact"/>
+              <w:bidi/>
+              <w:jc w:val="left"/>
+            </w:pPr>
+            <w:r>
+              <w:rPr>
+                <w:rtl/>
+                <w:rStyle w:val="VerbatimChar"/>
+                <w:rtl/>
+              </w:rPr>
+              <w:t xml:space="preserve">yatlu.activityLog</w:t>
+            </w:r>
+          </w:p>
+        </w:tc>
+        <w:tc>
+          <w:tcPr/>
+          <w:p>
+            <w:pPr>
+              <w:bidi/>
+              <w:pStyle w:val="Compact"/>
+              <w:bidi/>
+              <w:jc w:val="left"/>
+            </w:pPr>
+            <w:r>
+              <w:rPr>
+                <w:rtl/>
+                <w:rtl/>
+              </w:rPr>
+              <w:t xml:space="preserve">أنشطة «أنا مسلم» (آخر 14 يوم)</w:t>
+            </w:r>
+          </w:p>
+        </w:tc>
+      </w:tr>
     </w:tbl>
     <w:p>
       <w:pPr>
@@ -5010,9 +5157,9 @@
         </w:pict>
       </w:r>
     </w:p>
-    <w:bookmarkEnd w:id="34"/>
     <w:bookmarkEnd w:id="35"/>
-    <w:bookmarkStart w:id="43" w:name="الأنظمة-الأساسية"/>
+    <w:bookmarkEnd w:id="36"/>
+    <w:bookmarkStart w:id="44" w:name="الأنظمة-الأساسية"/>
     <w:p>
       <w:pPr>
         <w:bidi/>
@@ -5027,7 +5174,7 @@
         <w:t xml:space="preserve">5. الأنظمة الأساسية</w:t>
       </w:r>
     </w:p>
-    <w:bookmarkStart w:id="36" w:name="بيانات-المصحف"/>
+    <w:bookmarkStart w:id="37" w:name="بيانات-المصحف"/>
     <w:p>
       <w:pPr>
         <w:bidi/>
@@ -5250,8 +5397,8 @@
         <w:t xml:space="preserve">— محتاج مراجعة متخصص.</w:t>
       </w:r>
     </w:p>
-    <w:bookmarkEnd w:id="36"/>
-    <w:bookmarkStart w:id="37" w:name="Xc0002c8c6b250e6e5fec0dae8409cecf88bcda3"/>
+    <w:bookmarkEnd w:id="37"/>
+    <w:bookmarkStart w:id="38" w:name="Xc0002c8c6b250e6e5fec0dae8409cecf88bcda3"/>
     <w:p>
       <w:pPr>
         <w:bidi/>
@@ -5338,8 +5485,8 @@
         <w:t xml:space="preserve">بتتحمّل وقت الحاجة.</w:t>
       </w:r>
     </w:p>
-    <w:bookmarkEnd w:id="37"/>
-    <w:bookmarkStart w:id="38" w:name="مواقيت-الصلاة"/>
+    <w:bookmarkEnd w:id="38"/>
+    <w:bookmarkStart w:id="39" w:name="مواقيت-الصلاة"/>
     <w:p>
       <w:pPr>
         <w:bidi/>
@@ -5382,8 +5529,8 @@
         <w:t xml:space="preserve">على الجهاز: الطريقة حسب البلد تلقائيًا، المذهب، التوقيت الصيفي (+ساعة)، تعديل يدوي، قاعدة خطوط العرض العالية. الموقع: GPS + أقرب مدينة من القايمة (من غير نت)، واسم المنطقة من النت اختياري.</w:t>
       </w:r>
     </w:p>
-    <w:bookmarkEnd w:id="38"/>
-    <w:bookmarkStart w:id="39" w:name="التلاوة-والاستماع"/>
+    <w:bookmarkEnd w:id="39"/>
+    <w:bookmarkStart w:id="40" w:name="التلاوة-والاستماع"/>
     <w:p>
       <w:pPr>
         <w:bidi/>
@@ -5585,8 +5732,8 @@
         <w:t xml:space="preserve">إلا اللي اتحمّل.</w:t>
       </w:r>
     </w:p>
-    <w:bookmarkEnd w:id="39"/>
-    <w:bookmarkStart w:id="40" w:name="التنبيهات-1"/>
+    <w:bookmarkEnd w:id="40"/>
+    <w:bookmarkStart w:id="41" w:name="التنبيهات-1"/>
     <w:p>
       <w:pPr>
         <w:bidi/>
@@ -5939,8 +6086,8 @@
         <w:t xml:space="preserve">حد iOS 64 إشعار → أقرب 60 ≈ ٤–٦ أيام. لو التطبيق ما اتفتحش أسبوع الإشعارات بتقف. Expo Go أندرويد: مفيش إشعارات خالص.</w:t>
       </w:r>
     </w:p>
-    <w:bookmarkEnd w:id="40"/>
-    <w:bookmarkStart w:id="41" w:name="اللغتين"/>
+    <w:bookmarkEnd w:id="41"/>
+    <w:bookmarkStart w:id="42" w:name="اللغتين"/>
     <w:p>
       <w:pPr>
         <w:bidi/>
@@ -6049,8 +6196,8 @@
         <w:t xml:space="preserve">للقرآن والأذكار.</w:t>
       </w:r>
     </w:p>
-    <w:bookmarkEnd w:id="41"/>
-    <w:bookmarkStart w:id="42" w:name="الثيمات"/>
+    <w:bookmarkEnd w:id="42"/>
+    <w:bookmarkStart w:id="43" w:name="الثيمات"/>
     <w:p>
       <w:pPr>
         <w:bidi/>
@@ -6113,9 +6260,9 @@
         </w:pict>
       </w:r>
     </w:p>
-    <w:bookmarkEnd w:id="42"/>
     <w:bookmarkEnd w:id="43"/>
-    <w:bookmarkStart w:id="44" w:name="التشغيل-والتطوير"/>
+    <w:bookmarkEnd w:id="44"/>
+    <w:bookmarkStart w:id="45" w:name="التشغيل-والتطوير"/>
     <w:p>
       <w:pPr>
         <w:bidi/>
@@ -6569,8 +6716,8 @@
         </w:pict>
       </w:r>
     </w:p>
-    <w:bookmarkEnd w:id="44"/>
-    <w:bookmarkStart w:id="46" w:name="بناء-apk-لأندرويد"/>
+    <w:bookmarkEnd w:id="45"/>
+    <w:bookmarkStart w:id="47" w:name="بناء-apk-لأندرويد"/>
     <w:p>
       <w:pPr>
         <w:bidi/>
@@ -6660,7 +6807,7 @@
         </w:rPr>
         <w:t xml:space="preserve"> </w:t>
       </w:r>
-      <w:hyperlink r:id="rId45">
+      <w:hyperlink r:id="rId46">
         <w:r>
           <w:rPr>
             <w:rtl/>
@@ -7275,8 +7422,8 @@
         </w:pict>
       </w:r>
     </w:p>
-    <w:bookmarkEnd w:id="46"/>
-    <w:bookmarkStart w:id="47" w:name="الويب"/>
+    <w:bookmarkEnd w:id="47"/>
+    <w:bookmarkStart w:id="48" w:name="الويب"/>
     <w:p>
       <w:pPr>
         <w:bidi/>
@@ -7361,8 +7508,8 @@
         </w:pict>
       </w:r>
     </w:p>
-    <w:bookmarkEnd w:id="47"/>
-    <w:bookmarkStart w:id="48" w:name="إزاي-تضيف"/>
+    <w:bookmarkEnd w:id="48"/>
+    <w:bookmarkStart w:id="49" w:name="إزاي-تضيف"/>
     <w:p>
       <w:pPr>
         <w:bidi/>
@@ -8268,8 +8415,8 @@
         </w:pict>
       </w:r>
     </w:p>
-    <w:bookmarkEnd w:id="48"/>
-    <w:bookmarkStart w:id="49" w:name="المصادر-والتراخيص"/>
+    <w:bookmarkEnd w:id="49"/>
+    <w:bookmarkStart w:id="50" w:name="المصادر-والتراخيص"/>
     <w:p>
       <w:pPr>
         <w:bidi/>
@@ -9132,8 +9279,8 @@
         </w:pict>
       </w:r>
     </w:p>
-    <w:bookmarkEnd w:id="49"/>
-    <w:bookmarkStart w:id="51" w:name="اللي-لسه-محتاج-يتعمل-قبل-النشر"/>
+    <w:bookmarkEnd w:id="50"/>
+    <w:bookmarkStart w:id="52" w:name="اللي-لسه-محتاج-يتعمل-قبل-النشر"/>
     <w:p>
       <w:pPr>
         <w:bidi/>
@@ -9545,7 +9692,7 @@
         </w:rPr>
         <w:t xml:space="preserve"> </w:t>
       </w:r>
-      <w:hyperlink r:id="rId50">
+      <w:hyperlink r:id="rId51">
         <w:r>
           <w:rPr>
             <w:rtl/>
@@ -9563,8 +9710,8 @@
         <w:t xml:space="preserve">.</w:t>
       </w:r>
     </w:p>
-    <w:bookmarkEnd w:id="51"/>
     <w:bookmarkEnd w:id="52"/>
+    <w:bookmarkEnd w:id="53"/>
     <w:sectPr/>
   </w:body>
 </w:document>

--- a/docs/yatlu-reference.docx
+++ b/docs/yatlu-reference.docx
@@ -5975,7 +5975,65 @@
           <w:bCs/>
           <w:b/>
         </w:rPr>
-        <w:t xml:space="preserve">صوت الأذان الكامل:</w:t>
+        <w:t xml:space="preserve">صوت الأذان:</w:t>
+      </w:r>
+      <w:r>
+        <w:rPr>
+          <w:rtl/>
+          <w:rtl/>
+        </w:rPr>
+        <w:t xml:space="preserve"> </w:t>
+      </w:r>
+      <w:r>
+        <w:rPr>
+          <w:rtl/>
+          <w:rStyle w:val="VerbatimChar"/>
+          <w:rtl/>
+        </w:rPr>
+        <w:t xml:space="preserve">assets/sounds/adhan.mp3</w:t>
+      </w:r>
+      <w:r>
+        <w:rPr>
+          <w:rtl/>
+          <w:rtl/>
+        </w:rPr>
+        <w:t xml:space="preserve"> </w:t>
+      </w:r>
+      <w:r>
+        <w:rPr>
+          <w:rtl/>
+          <w:rtl/>
+        </w:rPr>
+        <w:t xml:space="preserve">(أندرويد، كامل) و</w:t>
+      </w:r>
+      <w:r>
+        <w:rPr>
+          <w:rtl/>
+          <w:rtl/>
+        </w:rPr>
+        <w:t xml:space="preserve"> </w:t>
+      </w:r>
+      <w:r>
+        <w:rPr>
+          <w:rtl/>
+          <w:rStyle w:val="VerbatimChar"/>
+          <w:rtl/>
+        </w:rPr>
+        <w:t xml:space="preserve">adhan_short.wav</w:t>
+      </w:r>
+      <w:r>
+        <w:rPr>
+          <w:rtl/>
+          <w:rtl/>
+        </w:rPr>
+        <w:t xml:space="preserve"> </w:t>
+      </w:r>
+      <w:r>
+        <w:rPr>
+          <w:rtl/>
+          <w:rtl/>
+        </w:rPr>
+        <w:t xml:space="preserve">(iOS، ٢٦ ث) بيتضافوا وقت البناء من</w:t>
       </w:r>
       <w:r>
         <w:rPr>
@@ -5997,43 +6055,14 @@
           <w:rtl/>
           <w:rtl/>
         </w:rPr>
-        <w:t xml:space="preserve"> </w:t>
-      </w:r>
-      <w:r>
-        <w:rPr>
-          <w:rtl/>
-          <w:rtl/>
-        </w:rPr>
-        <w:t xml:space="preserve">بيضيف</w:t>
-      </w:r>
-      <w:r>
-        <w:rPr>
-          <w:rtl/>
-          <w:rtl/>
-        </w:rPr>
-        <w:t xml:space="preserve"> </w:t>
-      </w:r>
-      <w:r>
-        <w:rPr>
-          <w:rtl/>
-          <w:rStyle w:val="VerbatimChar"/>
-          <w:rtl/>
-        </w:rPr>
-        <w:t xml:space="preserve">assets/sounds/adhan.wav</w:t>
-      </w:r>
-      <w:r>
-        <w:rPr>
-          <w:rtl/>
-          <w:rtl/>
-        </w:rPr>
-        <w:t xml:space="preserve"> </w:t>
-      </w:r>
-      <w:r>
-        <w:rPr>
-          <w:rtl/>
-          <w:rtl/>
-        </w:rPr>
-        <w:t xml:space="preserve">لو موجود (</w:t>
+        <w:t xml:space="preserve">. إشعار الأذان بيظهر فوق الشاشة وفيه «كتم» و«الإعدادات».</w:t>
+      </w:r>
+      <w:r>
+        <w:rPr>
+          <w:rtl/>
+          <w:rtl/>
+        </w:rPr>
+        <w:t xml:space="preserve"> </w:t>
       </w:r>
       <w:r>
         <w:rPr>
@@ -6042,14 +6071,7 @@
           <w:bCs/>
           <w:b/>
         </w:rPr>
-        <w:t xml:space="preserve">محتاج ملف مرخّص</w:t>
-      </w:r>
-      <w:r>
-        <w:rPr>
-          <w:rtl/>
-          <w:rtl/>
-        </w:rPr>
-        <w:t xml:space="preserve">).</w:t>
+        <w:t xml:space="preserve">الملف الحالي رخصته غير مؤكدة — لازم يتبدّل قبل النشر.</w:t>
       </w:r>
     </w:p>
     <w:p>
@@ -9406,36 +9428,21 @@
           <w:bCs/>
           <w:b/>
         </w:rPr>
-        <w:t xml:space="preserve">ملف أذان برخصة واضحة</w:t>
-      </w:r>
-      <w:r>
-        <w:rPr>
-          <w:rtl/>
-          <w:rtl/>
-        </w:rPr>
-        <w:t xml:space="preserve"> </w:t>
-      </w:r>
-      <w:r>
-        <w:rPr>
-          <w:rtl/>
-          <w:rtl/>
-        </w:rPr>
-        <w:t xml:space="preserve">(</w:t>
-      </w:r>
-      <w:r>
-        <w:rPr>
-          <w:rtl/>
-          <w:rStyle w:val="VerbatimChar"/>
-          <w:rtl/>
-        </w:rPr>
-        <w:t xml:space="preserve">assets/sounds/adhan.wav</w:t>
-      </w:r>
-      <w:r>
-        <w:rPr>
-          <w:rtl/>
-          <w:rtl/>
-        </w:rPr>
-        <w:t xml:space="preserve">).</w:t>
+        <w:t xml:space="preserve">تبديل ملف الأذان</w:t>
+      </w:r>
+      <w:r>
+        <w:rPr>
+          <w:rtl/>
+          <w:rtl/>
+        </w:rPr>
+        <w:t xml:space="preserve"> </w:t>
+      </w:r>
+      <w:r>
+        <w:rPr>
+          <w:rtl/>
+          <w:rtl/>
+        </w:rPr>
+        <w:t xml:space="preserve">بتسجيل رخصته سليمة (الحالي للتجربة بس).</w:t>
       </w:r>
     </w:p>
     <w:p>

--- a/docs/yatlu-reference.docx
+++ b/docs/yatlu-reference.docx
@@ -3268,7 +3268,7 @@
           <w:rtl/>
           <w:rtl/>
         </w:rPr>
-        <w:t xml:space="preserve">عربي، وكل المفاتيح مفعّلة ما عدا «التوقيت الصيفي» (بيبوّظ المواقيت لو الموبايل متظبط).</w:t>
+        <w:t xml:space="preserve">عربي، والثيم الفاتح العادي، وكل المفاتيح مفعّلة ما عدا «الوضع الليلي بعد المغرب» (اختياري) و«التوقيت الصيفي» (بيبوّظ المواقيت لو الموبايل متظبط).</w:t>
       </w:r>
       <w:r>
         <w:rPr>

--- a/docs/yatlu-reference.docx
+++ b/docs/yatlu-reference.docx
@@ -3268,7 +3268,7 @@
           <w:rtl/>
           <w:rtl/>
         </w:rPr>
-        <w:t xml:space="preserve">عربي، والثيم الفاتح العادي، وكل المفاتيح مفعّلة ما عدا «الوضع الليلي بعد المغرب» (اختياري) و«التوقيت الصيفي» (بيبوّظ المواقيت لو الموبايل متظبط).</w:t>
+        <w:t xml:space="preserve">عربي، والثيم الفاتح العادي، وكل المفاتيح مفعّلة ما عدا «ألوان التجويد» و«الوضع الليلي بعد المغرب» (اختياريين) و«التوقيت الصيفي» (بيبوّظ المواقيت لو الموبايل متظبط).</w:t>
       </w:r>
       <w:r>
         <w:rPr>

--- a/docs/yatlu-reference.docx
+++ b/docs/yatlu-reference.docx
@@ -2918,6 +2918,97 @@
         <w:t xml:space="preserve">كل أقسام حصن المسلم (134 قسم) بعدّادات، والذكر بيختفي لما يخلص (اختياري) مع اهتزاز.</w:t>
       </w:r>
     </w:p>
+    <w:p>
+      <w:pPr>
+        <w:bidi/>
+        <w:numPr>
+          <w:ilvl w:val="0"/>
+          <w:numId w:val="1005"/>
+        </w:numPr>
+        <w:pStyle w:val="Compact"/>
+        <w:bidi/>
+      </w:pPr>
+      <w:r>
+        <w:rPr>
+          <w:rtl/>
+          <w:rtl/>
+          <w:bCs/>
+          <w:b/>
+        </w:rPr>
+        <w:t xml:space="preserve">🔍 بحث مرن</w:t>
+      </w:r>
+      <w:r>
+        <w:rPr>
+          <w:rtl/>
+          <w:rtl/>
+        </w:rPr>
+        <w:t xml:space="preserve"> </w:t>
+      </w:r>
+      <w:r>
+        <w:rPr>
+          <w:rtl/>
+          <w:rtl/>
+        </w:rPr>
+        <w:t xml:space="preserve">في أسماء الأقسام ونص الأذكار (من غير تشكيل، أي ترتيب للكلمات، جزء من الكلمة، وغلطة حرف).</w:t>
+      </w:r>
+    </w:p>
+    <w:p>
+      <w:pPr>
+        <w:bidi/>
+        <w:numPr>
+          <w:ilvl w:val="0"/>
+          <w:numId w:val="1005"/>
+        </w:numPr>
+        <w:pStyle w:val="Compact"/>
+        <w:bidi/>
+      </w:pPr>
+      <w:r>
+        <w:rPr>
+          <w:rtl/>
+          <w:rtl/>
+          <w:bCs/>
+          <w:b/>
+        </w:rPr>
+        <w:t xml:space="preserve">السبحة:</w:t>
+      </w:r>
+      <w:r>
+        <w:rPr>
+          <w:rtl/>
+          <w:rtl/>
+        </w:rPr>
+        <w:t xml:space="preserve"> </w:t>
+      </w:r>
+      <w:r>
+        <w:rPr>
+          <w:rtl/>
+          <w:rtl/>
+        </w:rPr>
+        <w:t xml:space="preserve">العدد محفوظ لحد الملايين ومش بيتصفّر غير من «تصفير» (بتأكيد)، وتغيير الذكر بأسهم وتوضيح، وأهداف ٣٣/١٠٠/١٠٠٠/∞، و</w:t>
+      </w:r>
+      <w:r>
+        <w:rPr>
+          <w:rtl/>
+          <w:rtl/>
+          <w:bCs/>
+          <w:b/>
+        </w:rPr>
+        <w:t xml:space="preserve">السبحة في الإشعارات ولوحة القفل</w:t>
+      </w:r>
+      <w:r>
+        <w:rPr>
+          <w:rtl/>
+          <w:rtl/>
+        </w:rPr>
+        <w:t xml:space="preserve"> </w:t>
+      </w:r>
+      <w:r>
+        <w:rPr>
+          <w:rtl/>
+          <w:rtl/>
+        </w:rPr>
+        <w:t xml:space="preserve">(أندرويد): زرار «سبّح» وعداد من غير فتح التطبيق.</w:t>
+      </w:r>
+    </w:p>
     <w:bookmarkEnd w:id="27"/>
     <w:bookmarkStart w:id="28" w:name="تاب-الاستماع"/>
     <w:p>
@@ -2950,6 +3041,40 @@
           <w:rtl/>
         </w:rPr>
         <w:t xml:space="preserve">القارئ (10 قرّاء من EveryAyah) + كارت «بيتقري دلوقتي».</w:t>
+      </w:r>
+    </w:p>
+    <w:p>
+      <w:pPr>
+        <w:bidi/>
+        <w:numPr>
+          <w:ilvl w:val="0"/>
+          <w:numId w:val="1006"/>
+        </w:numPr>
+        <w:pStyle w:val="Compact"/>
+        <w:bidi/>
+      </w:pPr>
+      <w:r>
+        <w:rPr>
+          <w:rtl/>
+          <w:rtl/>
+          <w:bCs/>
+          <w:b/>
+        </w:rPr>
+        <w:t xml:space="preserve">🔍 بحث مرن</w:t>
+      </w:r>
+      <w:r>
+        <w:rPr>
+          <w:rtl/>
+          <w:rtl/>
+        </w:rPr>
+        <w:t xml:space="preserve"> </w:t>
+      </w:r>
+      <w:r>
+        <w:rPr>
+          <w:rtl/>
+          <w:rtl/>
+        </w:rPr>
+        <w:t xml:space="preserve">في السور (اسم عربي/إنجليزي أو رقم) والأجزاء والقوايم والمتحمّل.</w:t>
       </w:r>
     </w:p>
     <w:p>

--- a/docs/yatlu-reference.docx
+++ b/docs/yatlu-reference.docx
@@ -2351,7 +2351,7 @@
           <w:rtl/>
           <w:rtl/>
         </w:rPr>
-        <w:t xml:space="preserve">على الشاشات العريضة.</w:t>
+        <w:t xml:space="preserve">على التابلت والكمبيوتر بالعرض.</w:t>
       </w:r>
     </w:p>
     <w:p>
@@ -2590,6 +2590,40 @@
           <w:rtl/>
         </w:rPr>
         <w:t xml:space="preserve">تظليل الآية، تقليب الصفحة لوحدها، تكرار الآية، تحميل السورة.</w:t>
+      </w:r>
+    </w:p>
+    <w:p>
+      <w:pPr>
+        <w:bidi/>
+        <w:numPr>
+          <w:ilvl w:val="0"/>
+          <w:numId w:val="1003"/>
+        </w:numPr>
+        <w:pStyle w:val="Compact"/>
+        <w:bidi/>
+      </w:pPr>
+      <w:r>
+        <w:rPr>
+          <w:rtl/>
+          <w:rtl/>
+          <w:bCs/>
+          <w:b/>
+        </w:rPr>
+        <w:t xml:space="preserve">الموبايل بالعرض:</w:t>
+      </w:r>
+      <w:r>
+        <w:rPr>
+          <w:rtl/>
+          <w:rtl/>
+        </w:rPr>
+        <w:t xml:space="preserve"> </w:t>
+      </w:r>
+      <w:r>
+        <w:rPr>
+          <w:rtl/>
+          <w:rtl/>
+        </w:rPr>
+        <w:t xml:space="preserve">الصفحة بتملى عرض الشاشة كله وتتسحب لتحت، والهيدر بيصغر لسطر واحد (أو صفحتين جنب بعض من الإعدادات).</w:t>
       </w:r>
     </w:p>
     <w:bookmarkEnd w:id="25"/>

--- a/docs/yatlu-reference.docx
+++ b/docs/yatlu-reference.docx
@@ -3339,6 +3339,40 @@
           <w:rtl/>
         </w:rPr>
         <w:t xml:space="preserve">للاستماع من غير نت (موبايل بس).</w:t>
+      </w:r>
+    </w:p>
+    <w:p>
+      <w:pPr>
+        <w:bidi/>
+        <w:numPr>
+          <w:ilvl w:val="0"/>
+          <w:numId w:val="1006"/>
+        </w:numPr>
+        <w:pStyle w:val="Compact"/>
+        <w:bidi/>
+      </w:pPr>
+      <w:r>
+        <w:rPr>
+          <w:rtl/>
+          <w:rtl/>
+          <w:bCs/>
+          <w:b/>
+        </w:rPr>
+        <w:t xml:space="preserve">الاحتفاظ بالتحميلات عند مسح التطبيق (أندرويد):</w:t>
+      </w:r>
+      <w:r>
+        <w:rPr>
+          <w:rtl/>
+          <w:rtl/>
+        </w:rPr>
+        <w:t xml:space="preserve"> </w:t>
+      </w:r>
+      <w:r>
+        <w:rPr>
+          <w:rtl/>
+          <w:rtl/>
+        </w:rPr>
+        <w:t xml:space="preserve">رسالة المسح فيها «الاحتفاظ ببيانات التطبيق»، ولما يتثبّت تاني بيلاقي التحميلات والإعدادات زي ما هي. والإعدادات والعلامات بتتنسخ على حساب جوجل (من غير التلاوات).</w:t>
       </w:r>
     </w:p>
     <w:bookmarkEnd w:id="28"/>

--- a/docs/yatlu-reference.docx
+++ b/docs/yatlu-reference.docx
@@ -3478,22 +3478,6 @@
         <w:t xml:space="preserve">عام (اللغة، حجم ووزن خط الواجهة، الشاشة الافتتاحية، الاهتزاز، الشاشة منورة) — المظهر (7 ثيمات + تلقائي + الوضع الليلي بعد المغرب) — المصحف (معاينة، وضع العرض، الخط، تكبير الصفحات، التجويد، الهامش، الترجمة) — التلاوة — الأذان والمواقيت (المذهب، الطريقة، التوقيت الصيفي، المدينة، العد التنازلي على الجنب، الموقع التلقائي، تعديل يدوي) — الإشعارات (كل الأنواع ومواعيدها) — الأذكار — الورد — البيانات (نسخة احتياطية، إعادة ضبط) — عن التطبيق.</w:t>
       </w:r>
     </w:p>
-    <w:bookmarkEnd w:id="30"/>
-    <w:bookmarkStart w:id="31" w:name="في-كل-التطبيق"/>
-    <w:p>
-      <w:pPr>
-        <w:bidi/>
-        <w:pStyle w:val="Heading3"/>
-        <w:bidi/>
-      </w:pPr>
-      <w:r>
-        <w:rPr>
-          <w:rtl/>
-          <w:rtl/>
-        </w:rPr>
-        <w:t xml:space="preserve">3.8 في كل التطبيق</w:t>
-      </w:r>
-    </w:p>
     <w:p>
       <w:pPr>
         <w:bidi/>
@@ -3511,21 +3495,37 @@
           <w:bCs/>
           <w:b/>
         </w:rPr>
-        <w:t xml:space="preserve">المشغّل الصغير</w:t>
-      </w:r>
-      <w:r>
-        <w:rPr>
-          <w:rtl/>
-          <w:rtl/>
-        </w:rPr>
-        <w:t xml:space="preserve"> </w:t>
-      </w:r>
-      <w:r>
-        <w:rPr>
-          <w:rtl/>
-          <w:rtl/>
-        </w:rPr>
-        <w:t xml:space="preserve">فوق التابات وقت التلاوة (السابقة / تشغيل / التالية / إيقاف).</w:t>
+        <w:t xml:space="preserve">رقم الإصدار والبناء</w:t>
+      </w:r>
+      <w:r>
+        <w:rPr>
+          <w:rtl/>
+          <w:rtl/>
+        </w:rPr>
+        <w:t xml:space="preserve"> </w:t>
+      </w:r>
+      <w:r>
+        <w:rPr>
+          <w:rtl/>
+          <w:rtl/>
+        </w:rPr>
+        <w:t xml:space="preserve">في آخر الإعدادات («الإصدار ١.١.٠ · بناء ١٢» + الكوميت) — الإصدار بيزيد مع كل رفع على GitHub والبناء مع كل APK/AAB.</w:t>
+      </w:r>
+    </w:p>
+    <w:bookmarkEnd w:id="30"/>
+    <w:bookmarkStart w:id="31" w:name="في-كل-التطبيق"/>
+    <w:p>
+      <w:pPr>
+        <w:bidi/>
+        <w:pStyle w:val="Heading3"/>
+        <w:bidi/>
+      </w:pPr>
+      <w:r>
+        <w:rPr>
+          <w:rtl/>
+          <w:rtl/>
+        </w:rPr>
+        <w:t xml:space="preserve">3.8 في كل التطبيق</w:t>
       </w:r>
     </w:p>
     <w:p>
@@ -3533,7 +3533,7 @@
         <w:bidi/>
         <w:numPr>
           <w:ilvl w:val="0"/>
-          <w:numId w:val="1007"/>
+          <w:numId w:val="1008"/>
         </w:numPr>
         <w:pStyle w:val="Compact"/>
         <w:bidi/>
@@ -3545,21 +3545,21 @@
           <w:bCs/>
           <w:b/>
         </w:rPr>
-        <w:t xml:space="preserve">العد التنازلي للصلاة على جنب الشاشة</w:t>
-      </w:r>
-      <w:r>
-        <w:rPr>
-          <w:rtl/>
-          <w:rtl/>
-        </w:rPr>
-        <w:t xml:space="preserve"> </w:t>
-      </w:r>
-      <w:r>
-        <w:rPr>
-          <w:rtl/>
-          <w:rtl/>
-        </w:rPr>
-        <w:t xml:space="preserve">— أحمر «لم تعلّم» لو الصلاة اللي فاتت ما اتعلّمتش. بيفتح المواقيت.</w:t>
+        <w:t xml:space="preserve">المشغّل الصغير</w:t>
+      </w:r>
+      <w:r>
+        <w:rPr>
+          <w:rtl/>
+          <w:rtl/>
+        </w:rPr>
+        <w:t xml:space="preserve"> </w:t>
+      </w:r>
+      <w:r>
+        <w:rPr>
+          <w:rtl/>
+          <w:rtl/>
+        </w:rPr>
+        <w:t xml:space="preserve">فوق التابات وقت التلاوة (السابقة / تشغيل / التالية / إيقاف).</w:t>
       </w:r>
     </w:p>
     <w:p>
@@ -3567,7 +3567,41 @@
         <w:bidi/>
         <w:numPr>
           <w:ilvl w:val="0"/>
-          <w:numId w:val="1007"/>
+          <w:numId w:val="1008"/>
+        </w:numPr>
+        <w:pStyle w:val="Compact"/>
+        <w:bidi/>
+      </w:pPr>
+      <w:r>
+        <w:rPr>
+          <w:rtl/>
+          <w:rtl/>
+          <w:bCs/>
+          <w:b/>
+        </w:rPr>
+        <w:t xml:space="preserve">العد التنازلي للصلاة على جنب الشاشة</w:t>
+      </w:r>
+      <w:r>
+        <w:rPr>
+          <w:rtl/>
+          <w:rtl/>
+        </w:rPr>
+        <w:t xml:space="preserve"> </w:t>
+      </w:r>
+      <w:r>
+        <w:rPr>
+          <w:rtl/>
+          <w:rtl/>
+        </w:rPr>
+        <w:t xml:space="preserve">— أحمر «لم تعلّم» لو الصلاة اللي فاتت ما اتعلّمتش. بيفتح المواقيت.</w:t>
+      </w:r>
+    </w:p>
+    <w:p>
+      <w:pPr>
+        <w:bidi/>
+        <w:numPr>
+          <w:ilvl w:val="0"/>
+          <w:numId w:val="1008"/>
         </w:numPr>
         <w:pStyle w:val="Compact"/>
         <w:bidi/>
@@ -5387,7 +5421,7 @@
         <w:bidi/>
         <w:numPr>
           <w:ilvl w:val="0"/>
-          <w:numId w:val="1008"/>
+          <w:numId w:val="1009"/>
         </w:numPr>
         <w:pStyle w:val="Compact"/>
         <w:bidi/>
@@ -5507,235 +5541,6 @@
           <w:rtl/>
         </w:rPr>
         <w:t xml:space="preserve">.</w:t>
-      </w:r>
-    </w:p>
-    <w:p>
-      <w:pPr>
-        <w:bidi/>
-        <w:numPr>
-          <w:ilvl w:val="0"/>
-          <w:numId w:val="1008"/>
-        </w:numPr>
-        <w:pStyle w:val="Compact"/>
-        <w:bidi/>
-      </w:pPr>
-      <w:r>
-        <w:rPr>
-          <w:rtl/>
-          <w:rtl/>
-        </w:rPr>
-        <w:t xml:space="preserve">بيتحقق: 114 سورة، 6236 آية، وإعادة تركيب كل آية من الصفحات = الأصل، وبصمة SHA-256 للنص.</w:t>
-      </w:r>
-    </w:p>
-    <w:p>
-      <w:pPr>
-        <w:bidi/>
-        <w:numPr>
-          <w:ilvl w:val="0"/>
-          <w:numId w:val="1008"/>
-        </w:numPr>
-        <w:pStyle w:val="Compact"/>
-        <w:bidi/>
-      </w:pPr>
-      <w:r>
-        <w:rPr>
-          <w:rtl/>
-          <w:rtl/>
-          <w:bCs/>
-          <w:b/>
-        </w:rPr>
-        <w:t xml:space="preserve">56 فرق صفحات</w:t>
-      </w:r>
-      <w:r>
-        <w:rPr>
-          <w:rtl/>
-          <w:rtl/>
-        </w:rPr>
-        <w:t xml:space="preserve"> </w:t>
-      </w:r>
-      <w:r>
-        <w:rPr>
-          <w:rtl/>
-          <w:rtl/>
-        </w:rPr>
-        <w:t xml:space="preserve">معروف مع</w:t>
-      </w:r>
-      <w:r>
-        <w:rPr>
-          <w:rtl/>
-          <w:rtl/>
-        </w:rPr>
-        <w:t xml:space="preserve"> </w:t>
-      </w:r>
-      <w:r>
-        <w:rPr>
-          <w:rtl/>
-          <w:rStyle w:val="VerbatimChar"/>
-          <w:rtl/>
-        </w:rPr>
-        <w:t xml:space="preserve">quran-meta</w:t>
-      </w:r>
-      <w:r>
-        <w:rPr>
-          <w:rtl/>
-          <w:rtl/>
-        </w:rPr>
-        <w:t xml:space="preserve"> </w:t>
-      </w:r>
-      <w:r>
-        <w:rPr>
-          <w:rtl/>
-          <w:rtl/>
-        </w:rPr>
-        <w:t xml:space="preserve">— محتاج مراجعة متخصص.</w:t>
-      </w:r>
-    </w:p>
-    <w:bookmarkEnd w:id="37"/>
-    <w:bookmarkStart w:id="38" w:name="Xc0002c8c6b250e6e5fec0dae8409cecf88bcda3"/>
-    <w:p>
-      <w:pPr>
-        <w:bidi/>
-        <w:pStyle w:val="Heading3"/>
-        <w:bidi/>
-      </w:pPr>
-      <w:r>
-        <w:rPr>
-          <w:rtl/>
-          <w:rtl/>
-        </w:rPr>
-        <w:t xml:space="preserve">5.2 البيانات الإضافية (</w:t>
-      </w:r>
-      <w:r>
-        <w:rPr>
-          <w:rtl/>
-          <w:rStyle w:val="VerbatimChar"/>
-          <w:rtl/>
-        </w:rPr>
-        <w:t xml:space="preserve">npm run build:extra-data</w:t>
-      </w:r>
-      <w:r>
-        <w:rPr>
-          <w:rtl/>
-          <w:rtl/>
-        </w:rPr>
-        <w:t xml:space="preserve">)</w:t>
-      </w:r>
-    </w:p>
-    <w:p>
-      <w:pPr>
-        <w:bidi/>
-        <w:bidi/>
-      </w:pPr>
-      <w:r>
-        <w:rPr>
-          <w:rtl/>
-          <w:rtl/>
-        </w:rPr>
-        <w:t xml:space="preserve">التجويد (</w:t>
-      </w:r>
-      <w:r>
-        <w:rPr>
-          <w:rtl/>
-          <w:rStyle w:val="VerbatimChar"/>
-          <w:rtl/>
-        </w:rPr>
-        <w:t xml:space="preserve">ghunna</w:t>
-      </w:r>
-      <w:r>
-        <w:rPr>
-          <w:rtl/>
-          <w:rtl/>
-        </w:rPr>
-        <w:t xml:space="preserve">، مطابقة 99.654%)، التفسير الميسر، ترجمة رواد الإنجليزية، الأذكار (حصن المسلم)، ~3100 مدينة (GeoNames). التفسير والترجمة ملفات</w:t>
-      </w:r>
-      <w:r>
-        <w:rPr>
-          <w:rtl/>
-          <w:rtl/>
-        </w:rPr>
-        <w:t xml:space="preserve"> </w:t>
-      </w:r>
-      <w:r>
-        <w:rPr>
-          <w:rtl/>
-          <w:rStyle w:val="VerbatimChar"/>
-          <w:rtl/>
-        </w:rPr>
-        <w:t xml:space="preserve">.ytd</w:t>
-      </w:r>
-      <w:r>
-        <w:rPr>
-          <w:rtl/>
-          <w:rtl/>
-        </w:rPr>
-        <w:t xml:space="preserve"> </w:t>
-      </w:r>
-      <w:r>
-        <w:rPr>
-          <w:rtl/>
-          <w:rtl/>
-        </w:rPr>
-        <w:t xml:space="preserve">بتتحمّل وقت الحاجة.</w:t>
-      </w:r>
-    </w:p>
-    <w:bookmarkEnd w:id="38"/>
-    <w:bookmarkStart w:id="39" w:name="مواقيت-الصلاة"/>
-    <w:p>
-      <w:pPr>
-        <w:bidi/>
-        <w:pStyle w:val="Heading3"/>
-        <w:bidi/>
-      </w:pPr>
-      <w:r>
-        <w:rPr>
-          <w:rtl/>
-          <w:rtl/>
-        </w:rPr>
-        <w:t xml:space="preserve">5.3 مواقيت الصلاة</w:t>
-      </w:r>
-    </w:p>
-    <w:p>
-      <w:pPr>
-        <w:bidi/>
-        <w:bidi/>
-      </w:pPr>
-      <w:r>
-        <w:rPr>
-          <w:rtl/>
-          <w:rStyle w:val="VerbatimChar"/>
-          <w:rtl/>
-        </w:rPr>
-        <w:t xml:space="preserve">adhan</w:t>
-      </w:r>
-      <w:r>
-        <w:rPr>
-          <w:rtl/>
-          <w:rtl/>
-        </w:rPr>
-        <w:t xml:space="preserve"> </w:t>
-      </w:r>
-      <w:r>
-        <w:rPr>
-          <w:rtl/>
-          <w:rtl/>
-        </w:rPr>
-        <w:t xml:space="preserve">على الجهاز: الطريقة حسب البلد تلقائيًا، المذهب، التوقيت الصيفي (+ساعة)، تعديل يدوي، قاعدة خطوط العرض العالية. الموقع: GPS + أقرب مدينة من القايمة (من غير نت)، واسم المنطقة من النت اختياري.</w:t>
-      </w:r>
-    </w:p>
-    <w:bookmarkEnd w:id="39"/>
-    <w:bookmarkStart w:id="40" w:name="التلاوة-والاستماع"/>
-    <w:p>
-      <w:pPr>
-        <w:bidi/>
-        <w:pStyle w:val="Heading3"/>
-        <w:bidi/>
-      </w:pPr>
-      <w:r>
-        <w:rPr>
-          <w:rtl/>
-          <w:rtl/>
-        </w:rPr>
-        <w:t xml:space="preserve">5.4 التلاوة والاستماع</w:t>
       </w:r>
     </w:p>
     <w:p>
@@ -5751,32 +5556,9 @@
       <w:r>
         <w:rPr>
           <w:rtl/>
-          <w:rStyle w:val="VerbatimChar"/>
-          <w:rtl/>
-        </w:rPr>
-        <w:t xml:space="preserve">expo-audio</w:t>
-      </w:r>
-      <w:r>
-        <w:rPr>
-          <w:rtl/>
-          <w:rtl/>
-        </w:rPr>
-        <w:t xml:space="preserve">، ملف لكل آية من EveryAyah (</w:t>
-      </w:r>
-      <w:r>
-        <w:rPr>
-          <w:rtl/>
-          <w:rStyle w:val="VerbatimChar"/>
-          <w:rtl/>
-        </w:rPr>
-        <w:t xml:space="preserve">data/&lt;القارئ&gt;/&lt;SSSAAA&gt;.mp3</w:t>
-      </w:r>
-      <w:r>
-        <w:rPr>
-          <w:rtl/>
-          <w:rtl/>
-        </w:rPr>
-        <w:t xml:space="preserve">).</w:t>
+          <w:rtl/>
+        </w:rPr>
+        <w:t xml:space="preserve">بيتحقق: 114 سورة، 6236 آية، وإعادة تركيب كل آية من الصفحات = الأصل، وبصمة SHA-256 للنص.</w:t>
       </w:r>
     </w:p>
     <w:p>
@@ -5796,55 +5578,28 @@
           <w:bCs/>
           <w:b/>
         </w:rPr>
-        <w:t xml:space="preserve">طابور سور</w:t>
-      </w:r>
-      <w:r>
-        <w:rPr>
-          <w:rtl/>
-          <w:rtl/>
-        </w:rPr>
-        <w:t xml:space="preserve"> </w:t>
-      </w:r>
-      <w:r>
-        <w:rPr>
-          <w:rtl/>
-          <w:rtl/>
-        </w:rPr>
-        <w:t xml:space="preserve">+ بسملة + تكرار آية/قايمة + قارئ خاص للقايمة + شاشة القفل.</w:t>
-      </w:r>
-    </w:p>
-    <w:p>
-      <w:pPr>
-        <w:bidi/>
-        <w:numPr>
-          <w:ilvl w:val="0"/>
-          <w:numId w:val="1009"/>
-        </w:numPr>
-        <w:pStyle w:val="Compact"/>
-        <w:bidi/>
-      </w:pPr>
-      <w:r>
-        <w:rPr>
-          <w:rtl/>
-          <w:rtl/>
-          <w:bCs/>
-          <w:b/>
-        </w:rPr>
-        <w:t xml:space="preserve">مدير تحميل مشترك</w:t>
-      </w:r>
-      <w:r>
-        <w:rPr>
-          <w:rtl/>
-          <w:rtl/>
-        </w:rPr>
-        <w:t xml:space="preserve"> </w:t>
-      </w:r>
-      <w:r>
-        <w:rPr>
-          <w:rtl/>
-          <w:rtl/>
-        </w:rPr>
-        <w:t xml:space="preserve">(</w:t>
+        <w:t xml:space="preserve">56 فرق صفحات</w:t>
+      </w:r>
+      <w:r>
+        <w:rPr>
+          <w:rtl/>
+          <w:rtl/>
+        </w:rPr>
+        <w:t xml:space="preserve"> </w:t>
+      </w:r>
+      <w:r>
+        <w:rPr>
+          <w:rtl/>
+          <w:rtl/>
+        </w:rPr>
+        <w:t xml:space="preserve">معروف مع</w:t>
+      </w:r>
+      <w:r>
+        <w:rPr>
+          <w:rtl/>
+          <w:rtl/>
+        </w:rPr>
+        <w:t xml:space="preserve"> </w:t>
       </w:r>
       <w:r>
         <w:rPr>
@@ -5852,21 +5607,37 @@
           <w:rStyle w:val="VerbatimChar"/>
           <w:rtl/>
         </w:rPr>
-        <w:t xml:space="preserve">downloads.ts</w:t>
-      </w:r>
-      <w:r>
-        <w:rPr>
-          <w:rtl/>
-          <w:rtl/>
-        </w:rPr>
-        <w:t xml:space="preserve">): بيكمّل بين الشاشات، ملفات</w:t>
-      </w:r>
-      <w:r>
-        <w:rPr>
-          <w:rtl/>
-          <w:rtl/>
-        </w:rPr>
-        <w:t xml:space="preserve"> </w:t>
+        <w:t xml:space="preserve">quran-meta</w:t>
+      </w:r>
+      <w:r>
+        <w:rPr>
+          <w:rtl/>
+          <w:rtl/>
+        </w:rPr>
+        <w:t xml:space="preserve"> </w:t>
+      </w:r>
+      <w:r>
+        <w:rPr>
+          <w:rtl/>
+          <w:rtl/>
+        </w:rPr>
+        <w:t xml:space="preserve">— محتاج مراجعة متخصص.</w:t>
+      </w:r>
+    </w:p>
+    <w:bookmarkEnd w:id="37"/>
+    <w:bookmarkStart w:id="38" w:name="Xc0002c8c6b250e6e5fec0dae8409cecf88bcda3"/>
+    <w:p>
+      <w:pPr>
+        <w:bidi/>
+        <w:pStyle w:val="Heading3"/>
+        <w:bidi/>
+      </w:pPr>
+      <w:r>
+        <w:rPr>
+          <w:rtl/>
+          <w:rtl/>
+        </w:rPr>
+        <w:t xml:space="preserve">5.2 البيانات الإضافية (</w:t>
       </w:r>
       <w:r>
         <w:rPr>
@@ -5874,59 +5645,75 @@
           <w:rStyle w:val="VerbatimChar"/>
           <w:rtl/>
         </w:rPr>
-        <w:t xml:space="preserve">.part</w:t>
-      </w:r>
-      <w:r>
-        <w:rPr>
-          <w:rtl/>
-          <w:rtl/>
-        </w:rPr>
-        <w:t xml:space="preserve"> </w:t>
-      </w:r>
-      <w:r>
-        <w:rPr>
-          <w:rtl/>
-          <w:rtl/>
-        </w:rPr>
-        <w:t xml:space="preserve">لحد ما تكمل، تحميل سورة أو جزء.</w:t>
-      </w:r>
-    </w:p>
-    <w:p>
-      <w:pPr>
-        <w:bidi/>
-        <w:numPr>
-          <w:ilvl w:val="0"/>
-          <w:numId w:val="1009"/>
-        </w:numPr>
-        <w:pStyle w:val="Compact"/>
-        <w:bidi/>
-      </w:pPr>
-      <w:r>
-        <w:rPr>
-          <w:rtl/>
-          <w:rtl/>
-          <w:bCs/>
-          <w:b/>
-        </w:rPr>
-        <w:t xml:space="preserve">محتاج نت</w:t>
-      </w:r>
-      <w:r>
-        <w:rPr>
-          <w:rtl/>
-          <w:rtl/>
-        </w:rPr>
-        <w:t xml:space="preserve"> </w:t>
-      </w:r>
-      <w:r>
-        <w:rPr>
-          <w:rtl/>
-          <w:rtl/>
-        </w:rPr>
-        <w:t xml:space="preserve">إلا اللي اتحمّل.</w:t>
-      </w:r>
-    </w:p>
-    <w:bookmarkEnd w:id="40"/>
-    <w:bookmarkStart w:id="41" w:name="التنبيهات-1"/>
+        <w:t xml:space="preserve">npm run build:extra-data</w:t>
+      </w:r>
+      <w:r>
+        <w:rPr>
+          <w:rtl/>
+          <w:rtl/>
+        </w:rPr>
+        <w:t xml:space="preserve">)</w:t>
+      </w:r>
+    </w:p>
+    <w:p>
+      <w:pPr>
+        <w:bidi/>
+        <w:bidi/>
+      </w:pPr>
+      <w:r>
+        <w:rPr>
+          <w:rtl/>
+          <w:rtl/>
+        </w:rPr>
+        <w:t xml:space="preserve">التجويد (</w:t>
+      </w:r>
+      <w:r>
+        <w:rPr>
+          <w:rtl/>
+          <w:rStyle w:val="VerbatimChar"/>
+          <w:rtl/>
+        </w:rPr>
+        <w:t xml:space="preserve">ghunna</w:t>
+      </w:r>
+      <w:r>
+        <w:rPr>
+          <w:rtl/>
+          <w:rtl/>
+        </w:rPr>
+        <w:t xml:space="preserve">، مطابقة 99.654%)، التفسير الميسر، ترجمة رواد الإنجليزية، الأذكار (حصن المسلم)، ~3100 مدينة (GeoNames). التفسير والترجمة ملفات</w:t>
+      </w:r>
+      <w:r>
+        <w:rPr>
+          <w:rtl/>
+          <w:rtl/>
+        </w:rPr>
+        <w:t xml:space="preserve"> </w:t>
+      </w:r>
+      <w:r>
+        <w:rPr>
+          <w:rtl/>
+          <w:rStyle w:val="VerbatimChar"/>
+          <w:rtl/>
+        </w:rPr>
+        <w:t xml:space="preserve">.ytd</w:t>
+      </w:r>
+      <w:r>
+        <w:rPr>
+          <w:rtl/>
+          <w:rtl/>
+        </w:rPr>
+        <w:t xml:space="preserve"> </w:t>
+      </w:r>
+      <w:r>
+        <w:rPr>
+          <w:rtl/>
+          <w:rtl/>
+        </w:rPr>
+        <w:t xml:space="preserve">بتتحمّل وقت الحاجة.</w:t>
+      </w:r>
+    </w:p>
+    <w:bookmarkEnd w:id="38"/>
+    <w:bookmarkStart w:id="39" w:name="مواقيت-الصلاة"/>
     <w:p>
       <w:pPr>
         <w:bidi/>
@@ -5938,13 +5725,12 @@
           <w:rtl/>
           <w:rtl/>
         </w:rPr>
-        <w:t xml:space="preserve">5.5 التنبيهات</w:t>
-      </w:r>
-    </w:p>
-    <w:p>
-      <w:pPr>
-        <w:bidi/>
-        <w:pStyle w:val="SourceCode"/>
+        <w:t xml:space="preserve">5.3 مواقيت الصلاة</w:t>
+      </w:r>
+    </w:p>
+    <w:p>
+      <w:pPr>
+        <w:bidi/>
         <w:bidi/>
       </w:pPr>
       <w:r>
@@ -5953,49 +5739,37 @@
           <w:rStyle w:val="VerbatimChar"/>
           <w:rtl/>
         </w:rPr>
-        <w:t xml:space="preserve">planNotifications(settings, {prayerLog, khatma, lastRead})   ← features/notifications/plan.ts</w:t>
-      </w:r>
-      <w:r>
-        <w:rPr>
-          <w:rtl/>
-        </w:rPr>
-        <w:br/>
-      </w:r>
-      <w:r>
-        <w:rPr>
-          <w:rtl/>
-          <w:rStyle w:val="VerbatimChar"/>
-          <w:rtl/>
-        </w:rPr>
-        <w:t xml:space="preserve">        │  (من امبارح لـ 7 أيام قدام، بمواعيد محددة)</w:t>
-      </w:r>
-      <w:r>
-        <w:rPr>
-          <w:rtl/>
-        </w:rPr>
-        <w:br/>
-      </w:r>
-      <w:r>
-        <w:rPr>
-          <w:rtl/>
-          <w:rStyle w:val="VerbatimChar"/>
-          <w:rtl/>
-        </w:rPr>
-        <w:t xml:space="preserve">        ├── syncInbox(plan)        مركز التنبيهات (اللي وقته جه)        ← inbox.ts</w:t>
-      </w:r>
-      <w:r>
-        <w:rPr>
-          <w:rtl/>
-        </w:rPr>
-        <w:br/>
-      </w:r>
-      <w:r>
-        <w:rPr>
-          <w:rtl/>
-          <w:rStyle w:val="VerbatimChar"/>
-          <w:rtl/>
-        </w:rPr>
-        <w:t xml:space="preserve">        └── scheduleOnDevice(plan) إشعارات الموبايل (أقرب 60)          ← schedule.ts</w:t>
+        <w:t xml:space="preserve">adhan</w:t>
+      </w:r>
+      <w:r>
+        <w:rPr>
+          <w:rtl/>
+          <w:rtl/>
+        </w:rPr>
+        <w:t xml:space="preserve"> </w:t>
+      </w:r>
+      <w:r>
+        <w:rPr>
+          <w:rtl/>
+          <w:rtl/>
+        </w:rPr>
+        <w:t xml:space="preserve">على الجهاز: الطريقة حسب البلد تلقائيًا، المذهب، التوقيت الصيفي (+ساعة)، تعديل يدوي، قاعدة خطوط العرض العالية. الموقع: GPS + أقرب مدينة من القايمة (من غير نت)، واسم المنطقة من النت اختياري.</w:t>
+      </w:r>
+    </w:p>
+    <w:bookmarkEnd w:id="39"/>
+    <w:bookmarkStart w:id="40" w:name="التلاوة-والاستماع"/>
+    <w:p>
+      <w:pPr>
+        <w:bidi/>
+        <w:pStyle w:val="Heading3"/>
+        <w:bidi/>
+      </w:pPr>
+      <w:r>
+        <w:rPr>
+          <w:rtl/>
+          <w:rtl/>
+        </w:rPr>
+        <w:t xml:space="preserve">5.4 التلاوة والاستماع</w:t>
       </w:r>
     </w:p>
     <w:p>
@@ -6011,9 +5785,32 @@
       <w:r>
         <w:rPr>
           <w:rtl/>
-          <w:rtl/>
-        </w:rPr>
-        <w:t xml:space="preserve">بتتحسب لما الإعدادات أو الفروض أو القراءة تتغير، أو التطبيق يرجع للواجهة.</w:t>
+          <w:rStyle w:val="VerbatimChar"/>
+          <w:rtl/>
+        </w:rPr>
+        <w:t xml:space="preserve">expo-audio</w:t>
+      </w:r>
+      <w:r>
+        <w:rPr>
+          <w:rtl/>
+          <w:rtl/>
+        </w:rPr>
+        <w:t xml:space="preserve">، ملف لكل آية من EveryAyah (</w:t>
+      </w:r>
+      <w:r>
+        <w:rPr>
+          <w:rtl/>
+          <w:rStyle w:val="VerbatimChar"/>
+          <w:rtl/>
+        </w:rPr>
+        <w:t xml:space="preserve">data/&lt;القارئ&gt;/&lt;SSSAAA&gt;.mp3</w:t>
+      </w:r>
+      <w:r>
+        <w:rPr>
+          <w:rtl/>
+          <w:rtl/>
+        </w:rPr>
+        <w:t xml:space="preserve">).</w:t>
       </w:r>
     </w:p>
     <w:p>
@@ -6030,125 +5827,24 @@
         <w:rPr>
           <w:rtl/>
           <w:rtl/>
-        </w:rPr>
-        <w:t xml:space="preserve">قنوات أندرويد:</w:t>
-      </w:r>
-      <w:r>
-        <w:rPr>
-          <w:rtl/>
-          <w:rtl/>
-        </w:rPr>
-        <w:t xml:space="preserve"> </w:t>
-      </w:r>
-      <w:r>
-        <w:rPr>
-          <w:rtl/>
-          <w:rStyle w:val="VerbatimChar"/>
-          <w:rtl/>
-        </w:rPr>
-        <w:t xml:space="preserve">adhan</w:t>
-      </w:r>
-      <w:r>
-        <w:rPr>
-          <w:rtl/>
-          <w:rtl/>
-        </w:rPr>
-        <w:t xml:space="preserve"> </w:t>
-      </w:r>
-      <w:r>
-        <w:rPr>
-          <w:rtl/>
-          <w:rtl/>
-        </w:rPr>
-        <w:t xml:space="preserve">/</w:t>
-      </w:r>
-      <w:r>
-        <w:rPr>
-          <w:rtl/>
-          <w:rtl/>
-        </w:rPr>
-        <w:t xml:space="preserve"> </w:t>
-      </w:r>
-      <w:r>
-        <w:rPr>
-          <w:rtl/>
-          <w:rStyle w:val="VerbatimChar"/>
-          <w:rtl/>
-        </w:rPr>
-        <w:t xml:space="preserve">adhan-full</w:t>
-      </w:r>
-      <w:r>
-        <w:rPr>
-          <w:rtl/>
-          <w:rtl/>
-        </w:rPr>
-        <w:t xml:space="preserve">،</w:t>
-      </w:r>
-      <w:r>
-        <w:rPr>
-          <w:rtl/>
-          <w:rtl/>
-        </w:rPr>
-        <w:t xml:space="preserve"> </w:t>
-      </w:r>
-      <w:r>
-        <w:rPr>
-          <w:rtl/>
-          <w:rStyle w:val="VerbatimChar"/>
-          <w:rtl/>
-        </w:rPr>
-        <w:t xml:space="preserve">adhan-silent</w:t>
-      </w:r>
-      <w:r>
-        <w:rPr>
-          <w:rtl/>
-          <w:rtl/>
-        </w:rPr>
-        <w:t xml:space="preserve">،</w:t>
-      </w:r>
-      <w:r>
-        <w:rPr>
-          <w:rtl/>
-          <w:rtl/>
-        </w:rPr>
-        <w:t xml:space="preserve"> </w:t>
-      </w:r>
-      <w:r>
-        <w:rPr>
-          <w:rtl/>
-          <w:rStyle w:val="VerbatimChar"/>
-          <w:rtl/>
-        </w:rPr>
-        <w:t xml:space="preserve">prayer-alerts</w:t>
-      </w:r>
-      <w:r>
-        <w:rPr>
-          <w:rtl/>
-          <w:rtl/>
-        </w:rPr>
-        <w:t xml:space="preserve">،</w:t>
-      </w:r>
-      <w:r>
-        <w:rPr>
-          <w:rtl/>
-          <w:rtl/>
-        </w:rPr>
-        <w:t xml:space="preserve"> </w:t>
-      </w:r>
-      <w:r>
-        <w:rPr>
-          <w:rtl/>
-          <w:rStyle w:val="VerbatimChar"/>
-          <w:rtl/>
-        </w:rPr>
-        <w:t xml:space="preserve">reminders</w:t>
-      </w:r>
-      <w:r>
-        <w:rPr>
-          <w:rtl/>
-          <w:rtl/>
-        </w:rPr>
-        <w:t xml:space="preserve">.</w:t>
+          <w:bCs/>
+          <w:b/>
+        </w:rPr>
+        <w:t xml:space="preserve">طابور سور</w:t>
+      </w:r>
+      <w:r>
+        <w:rPr>
+          <w:rtl/>
+          <w:rtl/>
+        </w:rPr>
+        <w:t xml:space="preserve"> </w:t>
+      </w:r>
+      <w:r>
+        <w:rPr>
+          <w:rtl/>
+          <w:rtl/>
+        </w:rPr>
+        <w:t xml:space="preserve">+ بسملة + تكرار آية/قايمة + قارئ خاص للقايمة + شاشة القفل.</w:t>
       </w:r>
     </w:p>
     <w:p>
@@ -6168,14 +5864,21 @@
           <w:bCs/>
           <w:b/>
         </w:rPr>
-        <w:t xml:space="preserve">صوت الأذان:</w:t>
-      </w:r>
-      <w:r>
-        <w:rPr>
-          <w:rtl/>
-          <w:rtl/>
-        </w:rPr>
-        <w:t xml:space="preserve"> </w:t>
+        <w:t xml:space="preserve">مدير تحميل مشترك</w:t>
+      </w:r>
+      <w:r>
+        <w:rPr>
+          <w:rtl/>
+          <w:rtl/>
+        </w:rPr>
+        <w:t xml:space="preserve"> </w:t>
+      </w:r>
+      <w:r>
+        <w:rPr>
+          <w:rtl/>
+          <w:rtl/>
+        </w:rPr>
+        <w:t xml:space="preserve">(</w:t>
       </w:r>
       <w:r>
         <w:rPr>
@@ -6183,21 +5886,14 @@
           <w:rStyle w:val="VerbatimChar"/>
           <w:rtl/>
         </w:rPr>
-        <w:t xml:space="preserve">assets/sounds/adhan.mp3</w:t>
-      </w:r>
-      <w:r>
-        <w:rPr>
-          <w:rtl/>
-          <w:rtl/>
-        </w:rPr>
-        <w:t xml:space="preserve"> </w:t>
-      </w:r>
-      <w:r>
-        <w:rPr>
-          <w:rtl/>
-          <w:rtl/>
-        </w:rPr>
-        <w:t xml:space="preserve">(أندرويد، كامل) و</w:t>
+        <w:t xml:space="preserve">downloads.ts</w:t>
+      </w:r>
+      <w:r>
+        <w:rPr>
+          <w:rtl/>
+          <w:rtl/>
+        </w:rPr>
+        <w:t xml:space="preserve">): بيكمّل بين الشاشات، ملفات</w:t>
       </w:r>
       <w:r>
         <w:rPr>
@@ -6212,59 +5908,21 @@
           <w:rStyle w:val="VerbatimChar"/>
           <w:rtl/>
         </w:rPr>
-        <w:t xml:space="preserve">adhan_short.wav</w:t>
-      </w:r>
-      <w:r>
-        <w:rPr>
-          <w:rtl/>
-          <w:rtl/>
-        </w:rPr>
-        <w:t xml:space="preserve"> </w:t>
-      </w:r>
-      <w:r>
-        <w:rPr>
-          <w:rtl/>
-          <w:rtl/>
-        </w:rPr>
-        <w:t xml:space="preserve">(iOS، ٢٦ ث) بيتضافوا وقت البناء من</w:t>
-      </w:r>
-      <w:r>
-        <w:rPr>
-          <w:rtl/>
-          <w:rtl/>
-        </w:rPr>
-        <w:t xml:space="preserve"> </w:t>
-      </w:r>
-      <w:r>
-        <w:rPr>
-          <w:rtl/>
-          <w:rStyle w:val="VerbatimChar"/>
-          <w:rtl/>
-        </w:rPr>
-        <w:t xml:space="preserve">app.config.js</w:t>
-      </w:r>
-      <w:r>
-        <w:rPr>
-          <w:rtl/>
-          <w:rtl/>
-        </w:rPr>
-        <w:t xml:space="preserve">. إشعار الأذان بيظهر فوق الشاشة وفيه «كتم» و«الإعدادات».</w:t>
-      </w:r>
-      <w:r>
-        <w:rPr>
-          <w:rtl/>
-          <w:rtl/>
-        </w:rPr>
-        <w:t xml:space="preserve"> </w:t>
-      </w:r>
-      <w:r>
-        <w:rPr>
-          <w:rtl/>
-          <w:rtl/>
-          <w:bCs/>
-          <w:b/>
-        </w:rPr>
-        <w:t xml:space="preserve">الملف الحالي رخصته غير مؤكدة — لازم يتبدّل قبل النشر.</w:t>
+        <w:t xml:space="preserve">.part</w:t>
+      </w:r>
+      <w:r>
+        <w:rPr>
+          <w:rtl/>
+          <w:rtl/>
+        </w:rPr>
+        <w:t xml:space="preserve"> </w:t>
+      </w:r>
+      <w:r>
+        <w:rPr>
+          <w:rtl/>
+          <w:rtl/>
+        </w:rPr>
+        <w:t xml:space="preserve">لحد ما تكمل، تحميل سورة أو جزء.</w:t>
       </w:r>
     </w:p>
     <w:p>
@@ -6284,6 +5942,382 @@
           <w:bCs/>
           <w:b/>
         </w:rPr>
+        <w:t xml:space="preserve">محتاج نت</w:t>
+      </w:r>
+      <w:r>
+        <w:rPr>
+          <w:rtl/>
+          <w:rtl/>
+        </w:rPr>
+        <w:t xml:space="preserve"> </w:t>
+      </w:r>
+      <w:r>
+        <w:rPr>
+          <w:rtl/>
+          <w:rtl/>
+        </w:rPr>
+        <w:t xml:space="preserve">إلا اللي اتحمّل.</w:t>
+      </w:r>
+    </w:p>
+    <w:bookmarkEnd w:id="40"/>
+    <w:bookmarkStart w:id="41" w:name="التنبيهات-1"/>
+    <w:p>
+      <w:pPr>
+        <w:bidi/>
+        <w:pStyle w:val="Heading3"/>
+        <w:bidi/>
+      </w:pPr>
+      <w:r>
+        <w:rPr>
+          <w:rtl/>
+          <w:rtl/>
+        </w:rPr>
+        <w:t xml:space="preserve">5.5 التنبيهات</w:t>
+      </w:r>
+    </w:p>
+    <w:p>
+      <w:pPr>
+        <w:bidi/>
+        <w:pStyle w:val="SourceCode"/>
+        <w:bidi/>
+      </w:pPr>
+      <w:r>
+        <w:rPr>
+          <w:rtl/>
+          <w:rStyle w:val="VerbatimChar"/>
+          <w:rtl/>
+        </w:rPr>
+        <w:t xml:space="preserve">planNotifications(settings, {prayerLog, khatma, lastRead})   ← features/notifications/plan.ts</w:t>
+      </w:r>
+      <w:r>
+        <w:rPr>
+          <w:rtl/>
+        </w:rPr>
+        <w:br/>
+      </w:r>
+      <w:r>
+        <w:rPr>
+          <w:rtl/>
+          <w:rStyle w:val="VerbatimChar"/>
+          <w:rtl/>
+        </w:rPr>
+        <w:t xml:space="preserve">        │  (من امبارح لـ 7 أيام قدام، بمواعيد محددة)</w:t>
+      </w:r>
+      <w:r>
+        <w:rPr>
+          <w:rtl/>
+        </w:rPr>
+        <w:br/>
+      </w:r>
+      <w:r>
+        <w:rPr>
+          <w:rtl/>
+          <w:rStyle w:val="VerbatimChar"/>
+          <w:rtl/>
+        </w:rPr>
+        <w:t xml:space="preserve">        ├── syncInbox(plan)        مركز التنبيهات (اللي وقته جه)        ← inbox.ts</w:t>
+      </w:r>
+      <w:r>
+        <w:rPr>
+          <w:rtl/>
+        </w:rPr>
+        <w:br/>
+      </w:r>
+      <w:r>
+        <w:rPr>
+          <w:rtl/>
+          <w:rStyle w:val="VerbatimChar"/>
+          <w:rtl/>
+        </w:rPr>
+        <w:t xml:space="preserve">        └── scheduleOnDevice(plan) إشعارات الموبايل (أقرب 60)          ← schedule.ts</w:t>
+      </w:r>
+    </w:p>
+    <w:p>
+      <w:pPr>
+        <w:bidi/>
+        <w:numPr>
+          <w:ilvl w:val="0"/>
+          <w:numId w:val="1011"/>
+        </w:numPr>
+        <w:pStyle w:val="Compact"/>
+        <w:bidi/>
+      </w:pPr>
+      <w:r>
+        <w:rPr>
+          <w:rtl/>
+          <w:rtl/>
+        </w:rPr>
+        <w:t xml:space="preserve">بتتحسب لما الإعدادات أو الفروض أو القراءة تتغير، أو التطبيق يرجع للواجهة.</w:t>
+      </w:r>
+    </w:p>
+    <w:p>
+      <w:pPr>
+        <w:bidi/>
+        <w:numPr>
+          <w:ilvl w:val="0"/>
+          <w:numId w:val="1011"/>
+        </w:numPr>
+        <w:pStyle w:val="Compact"/>
+        <w:bidi/>
+      </w:pPr>
+      <w:r>
+        <w:rPr>
+          <w:rtl/>
+          <w:rtl/>
+        </w:rPr>
+        <w:t xml:space="preserve">قنوات أندرويد:</w:t>
+      </w:r>
+      <w:r>
+        <w:rPr>
+          <w:rtl/>
+          <w:rtl/>
+        </w:rPr>
+        <w:t xml:space="preserve"> </w:t>
+      </w:r>
+      <w:r>
+        <w:rPr>
+          <w:rtl/>
+          <w:rStyle w:val="VerbatimChar"/>
+          <w:rtl/>
+        </w:rPr>
+        <w:t xml:space="preserve">adhan</w:t>
+      </w:r>
+      <w:r>
+        <w:rPr>
+          <w:rtl/>
+          <w:rtl/>
+        </w:rPr>
+        <w:t xml:space="preserve"> </w:t>
+      </w:r>
+      <w:r>
+        <w:rPr>
+          <w:rtl/>
+          <w:rtl/>
+        </w:rPr>
+        <w:t xml:space="preserve">/</w:t>
+      </w:r>
+      <w:r>
+        <w:rPr>
+          <w:rtl/>
+          <w:rtl/>
+        </w:rPr>
+        <w:t xml:space="preserve"> </w:t>
+      </w:r>
+      <w:r>
+        <w:rPr>
+          <w:rtl/>
+          <w:rStyle w:val="VerbatimChar"/>
+          <w:rtl/>
+        </w:rPr>
+        <w:t xml:space="preserve">adhan-full</w:t>
+      </w:r>
+      <w:r>
+        <w:rPr>
+          <w:rtl/>
+          <w:rtl/>
+        </w:rPr>
+        <w:t xml:space="preserve">،</w:t>
+      </w:r>
+      <w:r>
+        <w:rPr>
+          <w:rtl/>
+          <w:rtl/>
+        </w:rPr>
+        <w:t xml:space="preserve"> </w:t>
+      </w:r>
+      <w:r>
+        <w:rPr>
+          <w:rtl/>
+          <w:rStyle w:val="VerbatimChar"/>
+          <w:rtl/>
+        </w:rPr>
+        <w:t xml:space="preserve">adhan-silent</w:t>
+      </w:r>
+      <w:r>
+        <w:rPr>
+          <w:rtl/>
+          <w:rtl/>
+        </w:rPr>
+        <w:t xml:space="preserve">،</w:t>
+      </w:r>
+      <w:r>
+        <w:rPr>
+          <w:rtl/>
+          <w:rtl/>
+        </w:rPr>
+        <w:t xml:space="preserve"> </w:t>
+      </w:r>
+      <w:r>
+        <w:rPr>
+          <w:rtl/>
+          <w:rStyle w:val="VerbatimChar"/>
+          <w:rtl/>
+        </w:rPr>
+        <w:t xml:space="preserve">prayer-alerts</w:t>
+      </w:r>
+      <w:r>
+        <w:rPr>
+          <w:rtl/>
+          <w:rtl/>
+        </w:rPr>
+        <w:t xml:space="preserve">،</w:t>
+      </w:r>
+      <w:r>
+        <w:rPr>
+          <w:rtl/>
+          <w:rtl/>
+        </w:rPr>
+        <w:t xml:space="preserve"> </w:t>
+      </w:r>
+      <w:r>
+        <w:rPr>
+          <w:rtl/>
+          <w:rStyle w:val="VerbatimChar"/>
+          <w:rtl/>
+        </w:rPr>
+        <w:t xml:space="preserve">reminders</w:t>
+      </w:r>
+      <w:r>
+        <w:rPr>
+          <w:rtl/>
+          <w:rtl/>
+        </w:rPr>
+        <w:t xml:space="preserve">.</w:t>
+      </w:r>
+    </w:p>
+    <w:p>
+      <w:pPr>
+        <w:bidi/>
+        <w:numPr>
+          <w:ilvl w:val="0"/>
+          <w:numId w:val="1011"/>
+        </w:numPr>
+        <w:pStyle w:val="Compact"/>
+        <w:bidi/>
+      </w:pPr>
+      <w:r>
+        <w:rPr>
+          <w:rtl/>
+          <w:rtl/>
+          <w:bCs/>
+          <w:b/>
+        </w:rPr>
+        <w:t xml:space="preserve">صوت الأذان:</w:t>
+      </w:r>
+      <w:r>
+        <w:rPr>
+          <w:rtl/>
+          <w:rtl/>
+        </w:rPr>
+        <w:t xml:space="preserve"> </w:t>
+      </w:r>
+      <w:r>
+        <w:rPr>
+          <w:rtl/>
+          <w:rStyle w:val="VerbatimChar"/>
+          <w:rtl/>
+        </w:rPr>
+        <w:t xml:space="preserve">assets/sounds/adhan.mp3</w:t>
+      </w:r>
+      <w:r>
+        <w:rPr>
+          <w:rtl/>
+          <w:rtl/>
+        </w:rPr>
+        <w:t xml:space="preserve"> </w:t>
+      </w:r>
+      <w:r>
+        <w:rPr>
+          <w:rtl/>
+          <w:rtl/>
+        </w:rPr>
+        <w:t xml:space="preserve">(أندرويد، كامل) و</w:t>
+      </w:r>
+      <w:r>
+        <w:rPr>
+          <w:rtl/>
+          <w:rtl/>
+        </w:rPr>
+        <w:t xml:space="preserve"> </w:t>
+      </w:r>
+      <w:r>
+        <w:rPr>
+          <w:rtl/>
+          <w:rStyle w:val="VerbatimChar"/>
+          <w:rtl/>
+        </w:rPr>
+        <w:t xml:space="preserve">adhan_short.wav</w:t>
+      </w:r>
+      <w:r>
+        <w:rPr>
+          <w:rtl/>
+          <w:rtl/>
+        </w:rPr>
+        <w:t xml:space="preserve"> </w:t>
+      </w:r>
+      <w:r>
+        <w:rPr>
+          <w:rtl/>
+          <w:rtl/>
+        </w:rPr>
+        <w:t xml:space="preserve">(iOS، ٢٦ ث) بيتضافوا وقت البناء من</w:t>
+      </w:r>
+      <w:r>
+        <w:rPr>
+          <w:rtl/>
+          <w:rtl/>
+        </w:rPr>
+        <w:t xml:space="preserve"> </w:t>
+      </w:r>
+      <w:r>
+        <w:rPr>
+          <w:rtl/>
+          <w:rStyle w:val="VerbatimChar"/>
+          <w:rtl/>
+        </w:rPr>
+        <w:t xml:space="preserve">app.config.js</w:t>
+      </w:r>
+      <w:r>
+        <w:rPr>
+          <w:rtl/>
+          <w:rtl/>
+        </w:rPr>
+        <w:t xml:space="preserve">. إشعار الأذان بيظهر فوق الشاشة وفيه «كتم» و«الإعدادات».</w:t>
+      </w:r>
+      <w:r>
+        <w:rPr>
+          <w:rtl/>
+          <w:rtl/>
+        </w:rPr>
+        <w:t xml:space="preserve"> </w:t>
+      </w:r>
+      <w:r>
+        <w:rPr>
+          <w:rtl/>
+          <w:rtl/>
+          <w:bCs/>
+          <w:b/>
+        </w:rPr>
+        <w:t xml:space="preserve">الملف الحالي رخصته غير مؤكدة — لازم يتبدّل قبل النشر.</w:t>
+      </w:r>
+    </w:p>
+    <w:p>
+      <w:pPr>
+        <w:bidi/>
+        <w:numPr>
+          <w:ilvl w:val="0"/>
+          <w:numId w:val="1011"/>
+        </w:numPr>
+        <w:pStyle w:val="Compact"/>
+        <w:bidi/>
+      </w:pPr>
+      <w:r>
+        <w:rPr>
+          <w:rtl/>
+          <w:rtl/>
+          <w:bCs/>
+          <w:b/>
+        </w:rPr>
         <w:t xml:space="preserve">حدود:</w:t>
       </w:r>
       <w:r>
@@ -6988,7 +7022,7 @@
         <w:bidi/>
         <w:numPr>
           <w:ilvl w:val="0"/>
-          <w:numId w:val="1011"/>
+          <w:numId w:val="1012"/>
         </w:numPr>
         <w:bidi/>
       </w:pPr>
@@ -7045,7 +7079,7 @@
         <w:bidi/>
         <w:numPr>
           <w:ilvl w:val="0"/>
-          <w:numId w:val="1011"/>
+          <w:numId w:val="1012"/>
         </w:numPr>
         <w:bidi/>
       </w:pPr>
@@ -7107,7 +7141,7 @@
         <w:bidi/>
         <w:numPr>
           <w:ilvl w:val="1"/>
-          <w:numId w:val="1012"/>
+          <w:numId w:val="1013"/>
         </w:numPr>
         <w:pStyle w:val="Compact"/>
         <w:bidi/>
@@ -7228,7 +7262,7 @@
         <w:bidi/>
         <w:numPr>
           <w:ilvl w:val="0"/>
-          <w:numId w:val="1011"/>
+          <w:numId w:val="1012"/>
         </w:numPr>
         <w:bidi/>
       </w:pPr>
@@ -7309,7 +7343,7 @@
         <w:bidi/>
         <w:numPr>
           <w:ilvl w:val="0"/>
-          <w:numId w:val="1011"/>
+          <w:numId w:val="1012"/>
         </w:numPr>
         <w:bidi/>
       </w:pPr>
@@ -7349,7 +7383,7 @@
         <w:bidi/>
         <w:numPr>
           <w:ilvl w:val="0"/>
-          <w:numId w:val="1011"/>
+          <w:numId w:val="1012"/>
         </w:numPr>
         <w:bidi/>
       </w:pPr>
@@ -9515,7 +9549,7 @@
         <w:bidi/>
         <w:numPr>
           <w:ilvl w:val="0"/>
-          <w:numId w:val="1013"/>
+          <w:numId w:val="1014"/>
         </w:numPr>
         <w:pStyle w:val="Compact"/>
         <w:bidi/>
@@ -9595,7 +9629,7 @@
         <w:bidi/>
         <w:numPr>
           <w:ilvl w:val="0"/>
-          <w:numId w:val="1013"/>
+          <w:numId w:val="1014"/>
         </w:numPr>
         <w:pStyle w:val="Compact"/>
         <w:bidi/>
@@ -9643,7 +9677,7 @@
         <w:bidi/>
         <w:numPr>
           <w:ilvl w:val="0"/>
-          <w:numId w:val="1013"/>
+          <w:numId w:val="1014"/>
         </w:numPr>
         <w:pStyle w:val="Compact"/>
         <w:bidi/>
@@ -9661,7 +9695,7 @@
         <w:bidi/>
         <w:numPr>
           <w:ilvl w:val="0"/>
-          <w:numId w:val="1013"/>
+          <w:numId w:val="1014"/>
         </w:numPr>
         <w:pStyle w:val="Compact"/>
         <w:bidi/>
@@ -9679,7 +9713,7 @@
         <w:bidi/>
         <w:numPr>
           <w:ilvl w:val="0"/>
-          <w:numId w:val="1013"/>
+          <w:numId w:val="1014"/>
         </w:numPr>
         <w:pStyle w:val="Compact"/>
         <w:bidi/>
@@ -9697,7 +9731,7 @@
         <w:bidi/>
         <w:numPr>
           <w:ilvl w:val="0"/>
-          <w:numId w:val="1013"/>
+          <w:numId w:val="1014"/>
         </w:numPr>
         <w:pStyle w:val="Compact"/>
         <w:bidi/>
@@ -9744,7 +9778,7 @@
         <w:bidi/>
         <w:numPr>
           <w:ilvl w:val="0"/>
-          <w:numId w:val="1013"/>
+          <w:numId w:val="1014"/>
         </w:numPr>
         <w:pStyle w:val="Compact"/>
         <w:bidi/>
@@ -9842,7 +9876,7 @@
         <w:bidi/>
         <w:numPr>
           <w:ilvl w:val="0"/>
-          <w:numId w:val="1013"/>
+          <w:numId w:val="1014"/>
         </w:numPr>
         <w:pStyle w:val="Compact"/>
         <w:bidi/>
@@ -9860,7 +9894,7 @@
         <w:bidi/>
         <w:numPr>
           <w:ilvl w:val="0"/>
-          <w:numId w:val="1013"/>
+          <w:numId w:val="1014"/>
         </w:numPr>
         <w:pStyle w:val="Compact"/>
         <w:bidi/>
@@ -10267,6 +10301,9 @@
     <w:abstractNumId w:val="991"/>
   </w:num>
   <w:num w:numId="1011">
+    <w:abstractNumId w:val="991"/>
+  </w:num>
+  <w:num w:numId="1012">
     <w:abstractNumId w:val="99411"/>
     <w:lvlOverride w:ilvl="0">
       <w:startOverride w:val="1"/>
@@ -10296,10 +10333,10 @@
       <w:startOverride w:val="1"/>
     </w:lvlOverride>
   </w:num>
-  <w:num w:numId="1012">
+  <w:num w:numId="1013">
     <w:abstractNumId w:val="991"/>
   </w:num>
-  <w:num w:numId="1013">
+  <w:num w:numId="1014">
     <w:abstractNumId w:val="991"/>
   </w:num>
 </w:numbering>

--- a/docs/yatlu-reference.docx
+++ b/docs/yatlu-reference.docx
@@ -4316,6 +4316,183 @@
     <w:p>
       <w:pPr>
         <w:bidi/>
+        <w:numPr>
+          <w:ilvl w:val="0"/>
+          <w:numId w:val="1009"/>
+        </w:numPr>
+        <w:pStyle w:val="Compact"/>
+        <w:bidi/>
+      </w:pPr>
+      <w:r>
+        <w:rPr>
+          <w:rtl/>
+          <w:rtl/>
+          <w:bCs/>
+          <w:b/>
+        </w:rPr>
+        <w:t xml:space="preserve">أندرويد:</w:t>
+      </w:r>
+      <w:r>
+        <w:rPr>
+          <w:rtl/>
+          <w:rtl/>
+        </w:rPr>
+        <w:t xml:space="preserve"> </w:t>
+      </w:r>
+      <w:r>
+        <w:rPr>
+          <w:rtl/>
+          <w:rtl/>
+        </w:rPr>
+        <w:t xml:space="preserve">متجدولة لـ</w:t>
+      </w:r>
+      <w:r>
+        <w:rPr>
+          <w:rtl/>
+          <w:rtl/>
+        </w:rPr>
+        <w:t xml:space="preserve"> </w:t>
+      </w:r>
+      <w:r>
+        <w:rPr>
+          <w:rtl/>
+          <w:rtl/>
+          <w:bCs/>
+          <w:b/>
+        </w:rPr>
+        <w:t xml:space="preserve">١٤ يوم قدام</w:t>
+      </w:r>
+      <w:r>
+        <w:rPr>
+          <w:rtl/>
+          <w:rtl/>
+        </w:rPr>
+        <w:t xml:space="preserve"> </w:t>
+      </w:r>
+      <w:r>
+        <w:rPr>
+          <w:rtl/>
+          <w:rtl/>
+        </w:rPr>
+        <w:t xml:space="preserve">(حتى لو التطبيق ما اتفتحش).</w:t>
+      </w:r>
+      <w:r>
+        <w:rPr>
+          <w:rtl/>
+          <w:rtl/>
+        </w:rPr>
+        <w:t xml:space="preserve"> </w:t>
+      </w:r>
+      <w:r>
+        <w:rPr>
+          <w:rtl/>
+          <w:rtl/>
+          <w:bCs/>
+          <w:b/>
+        </w:rPr>
+        <w:t xml:space="preserve">iOS:</w:t>
+      </w:r>
+      <w:r>
+        <w:rPr>
+          <w:rtl/>
+          <w:rtl/>
+        </w:rPr>
+        <w:t xml:space="preserve"> </w:t>
+      </w:r>
+      <w:r>
+        <w:rPr>
+          <w:rtl/>
+          <w:rtl/>
+        </w:rPr>
+        <w:t xml:space="preserve">٧ أيام والأذان له الأولوية (حد آبل ٦٤ إشعار).</w:t>
+      </w:r>
+    </w:p>
+    <w:p>
+      <w:pPr>
+        <w:bidi/>
+        <w:numPr>
+          <w:ilvl w:val="0"/>
+          <w:numId w:val="1009"/>
+        </w:numPr>
+        <w:pStyle w:val="Compact"/>
+        <w:bidi/>
+      </w:pPr>
+      <w:r>
+        <w:rPr>
+          <w:rtl/>
+          <w:rtl/>
+          <w:bCs/>
+          <w:b/>
+        </w:rPr>
+        <w:t xml:space="preserve">«الأذان حتى والموبايل صامت»</w:t>
+      </w:r>
+      <w:r>
+        <w:rPr>
+          <w:rtl/>
+          <w:rtl/>
+        </w:rPr>
+        <w:t xml:space="preserve"> </w:t>
+      </w:r>
+      <w:r>
+        <w:rPr>
+          <w:rtl/>
+          <w:rtl/>
+        </w:rPr>
+        <w:t xml:space="preserve">(أندرويد، اختياري): الأذان على صوت المنبه.</w:t>
+      </w:r>
+    </w:p>
+    <w:p>
+      <w:pPr>
+        <w:bidi/>
+        <w:numPr>
+          <w:ilvl w:val="0"/>
+          <w:numId w:val="1009"/>
+        </w:numPr>
+        <w:pStyle w:val="Compact"/>
+        <w:bidi/>
+      </w:pPr>
+      <w:r>
+        <w:rPr>
+          <w:rtl/>
+          <w:rtl/>
+          <w:bCs/>
+          <w:b/>
+        </w:rPr>
+        <w:t xml:space="preserve">«الأذان مش بيوصل؟»</w:t>
+      </w:r>
+      <w:r>
+        <w:rPr>
+          <w:rtl/>
+          <w:rtl/>
+        </w:rPr>
+        <w:t xml:space="preserve"> </w:t>
+      </w:r>
+      <w:r>
+        <w:rPr>
+          <w:rtl/>
+          <w:rtl/>
+        </w:rPr>
+        <w:t xml:space="preserve">(</w:t>
+      </w:r>
+      <w:r>
+        <w:rPr>
+          <w:rtl/>
+          <w:rStyle w:val="VerbatimChar"/>
+          <w:rtl/>
+        </w:rPr>
+        <w:t xml:space="preserve">/notif-help</w:t>
+      </w:r>
+      <w:r>
+        <w:rPr>
+          <w:rtl/>
+          <w:rtl/>
+        </w:rPr>
+        <w:t xml:space="preserve">): خطوات بزراير لإعدادات الموبايل (الإشعارات، المنبهات، البطارية، ونصيحة لشركة الموبايل) — أشهر سبب إن الأذان ما يوصلش هو توفير البطارية في شاومي/أوبو/فيفو/هواوي/سامسونج.</w:t>
+      </w:r>
+    </w:p>
+    <w:p>
+      <w:pPr>
+        <w:bidi/>
       </w:pPr>
       <w:r>
         <w:rPr>
@@ -5421,7 +5598,7 @@
         <w:bidi/>
         <w:numPr>
           <w:ilvl w:val="0"/>
-          <w:numId w:val="1009"/>
+          <w:numId w:val="1010"/>
         </w:numPr>
         <w:pStyle w:val="Compact"/>
         <w:bidi/>
@@ -5541,235 +5718,6 @@
           <w:rtl/>
         </w:rPr>
         <w:t xml:space="preserve">.</w:t>
-      </w:r>
-    </w:p>
-    <w:p>
-      <w:pPr>
-        <w:bidi/>
-        <w:numPr>
-          <w:ilvl w:val="0"/>
-          <w:numId w:val="1009"/>
-        </w:numPr>
-        <w:pStyle w:val="Compact"/>
-        <w:bidi/>
-      </w:pPr>
-      <w:r>
-        <w:rPr>
-          <w:rtl/>
-          <w:rtl/>
-        </w:rPr>
-        <w:t xml:space="preserve">بيتحقق: 114 سورة، 6236 آية، وإعادة تركيب كل آية من الصفحات = الأصل، وبصمة SHA-256 للنص.</w:t>
-      </w:r>
-    </w:p>
-    <w:p>
-      <w:pPr>
-        <w:bidi/>
-        <w:numPr>
-          <w:ilvl w:val="0"/>
-          <w:numId w:val="1009"/>
-        </w:numPr>
-        <w:pStyle w:val="Compact"/>
-        <w:bidi/>
-      </w:pPr>
-      <w:r>
-        <w:rPr>
-          <w:rtl/>
-          <w:rtl/>
-          <w:bCs/>
-          <w:b/>
-        </w:rPr>
-        <w:t xml:space="preserve">56 فرق صفحات</w:t>
-      </w:r>
-      <w:r>
-        <w:rPr>
-          <w:rtl/>
-          <w:rtl/>
-        </w:rPr>
-        <w:t xml:space="preserve"> </w:t>
-      </w:r>
-      <w:r>
-        <w:rPr>
-          <w:rtl/>
-          <w:rtl/>
-        </w:rPr>
-        <w:t xml:space="preserve">معروف مع</w:t>
-      </w:r>
-      <w:r>
-        <w:rPr>
-          <w:rtl/>
-          <w:rtl/>
-        </w:rPr>
-        <w:t xml:space="preserve"> </w:t>
-      </w:r>
-      <w:r>
-        <w:rPr>
-          <w:rtl/>
-          <w:rStyle w:val="VerbatimChar"/>
-          <w:rtl/>
-        </w:rPr>
-        <w:t xml:space="preserve">quran-meta</w:t>
-      </w:r>
-      <w:r>
-        <w:rPr>
-          <w:rtl/>
-          <w:rtl/>
-        </w:rPr>
-        <w:t xml:space="preserve"> </w:t>
-      </w:r>
-      <w:r>
-        <w:rPr>
-          <w:rtl/>
-          <w:rtl/>
-        </w:rPr>
-        <w:t xml:space="preserve">— محتاج مراجعة متخصص.</w:t>
-      </w:r>
-    </w:p>
-    <w:bookmarkEnd w:id="37"/>
-    <w:bookmarkStart w:id="38" w:name="Xc0002c8c6b250e6e5fec0dae8409cecf88bcda3"/>
-    <w:p>
-      <w:pPr>
-        <w:bidi/>
-        <w:pStyle w:val="Heading3"/>
-        <w:bidi/>
-      </w:pPr>
-      <w:r>
-        <w:rPr>
-          <w:rtl/>
-          <w:rtl/>
-        </w:rPr>
-        <w:t xml:space="preserve">5.2 البيانات الإضافية (</w:t>
-      </w:r>
-      <w:r>
-        <w:rPr>
-          <w:rtl/>
-          <w:rStyle w:val="VerbatimChar"/>
-          <w:rtl/>
-        </w:rPr>
-        <w:t xml:space="preserve">npm run build:extra-data</w:t>
-      </w:r>
-      <w:r>
-        <w:rPr>
-          <w:rtl/>
-          <w:rtl/>
-        </w:rPr>
-        <w:t xml:space="preserve">)</w:t>
-      </w:r>
-    </w:p>
-    <w:p>
-      <w:pPr>
-        <w:bidi/>
-        <w:bidi/>
-      </w:pPr>
-      <w:r>
-        <w:rPr>
-          <w:rtl/>
-          <w:rtl/>
-        </w:rPr>
-        <w:t xml:space="preserve">التجويد (</w:t>
-      </w:r>
-      <w:r>
-        <w:rPr>
-          <w:rtl/>
-          <w:rStyle w:val="VerbatimChar"/>
-          <w:rtl/>
-        </w:rPr>
-        <w:t xml:space="preserve">ghunna</w:t>
-      </w:r>
-      <w:r>
-        <w:rPr>
-          <w:rtl/>
-          <w:rtl/>
-        </w:rPr>
-        <w:t xml:space="preserve">، مطابقة 99.654%)، التفسير الميسر، ترجمة رواد الإنجليزية، الأذكار (حصن المسلم)، ~3100 مدينة (GeoNames). التفسير والترجمة ملفات</w:t>
-      </w:r>
-      <w:r>
-        <w:rPr>
-          <w:rtl/>
-          <w:rtl/>
-        </w:rPr>
-        <w:t xml:space="preserve"> </w:t>
-      </w:r>
-      <w:r>
-        <w:rPr>
-          <w:rtl/>
-          <w:rStyle w:val="VerbatimChar"/>
-          <w:rtl/>
-        </w:rPr>
-        <w:t xml:space="preserve">.ytd</w:t>
-      </w:r>
-      <w:r>
-        <w:rPr>
-          <w:rtl/>
-          <w:rtl/>
-        </w:rPr>
-        <w:t xml:space="preserve"> </w:t>
-      </w:r>
-      <w:r>
-        <w:rPr>
-          <w:rtl/>
-          <w:rtl/>
-        </w:rPr>
-        <w:t xml:space="preserve">بتتحمّل وقت الحاجة.</w:t>
-      </w:r>
-    </w:p>
-    <w:bookmarkEnd w:id="38"/>
-    <w:bookmarkStart w:id="39" w:name="مواقيت-الصلاة"/>
-    <w:p>
-      <w:pPr>
-        <w:bidi/>
-        <w:pStyle w:val="Heading3"/>
-        <w:bidi/>
-      </w:pPr>
-      <w:r>
-        <w:rPr>
-          <w:rtl/>
-          <w:rtl/>
-        </w:rPr>
-        <w:t xml:space="preserve">5.3 مواقيت الصلاة</w:t>
-      </w:r>
-    </w:p>
-    <w:p>
-      <w:pPr>
-        <w:bidi/>
-        <w:bidi/>
-      </w:pPr>
-      <w:r>
-        <w:rPr>
-          <w:rtl/>
-          <w:rStyle w:val="VerbatimChar"/>
-          <w:rtl/>
-        </w:rPr>
-        <w:t xml:space="preserve">adhan</w:t>
-      </w:r>
-      <w:r>
-        <w:rPr>
-          <w:rtl/>
-          <w:rtl/>
-        </w:rPr>
-        <w:t xml:space="preserve"> </w:t>
-      </w:r>
-      <w:r>
-        <w:rPr>
-          <w:rtl/>
-          <w:rtl/>
-        </w:rPr>
-        <w:t xml:space="preserve">على الجهاز: الطريقة حسب البلد تلقائيًا، المذهب، التوقيت الصيفي (+ساعة)، تعديل يدوي، قاعدة خطوط العرض العالية. الموقع: GPS + أقرب مدينة من القايمة (من غير نت)، واسم المنطقة من النت اختياري.</w:t>
-      </w:r>
-    </w:p>
-    <w:bookmarkEnd w:id="39"/>
-    <w:bookmarkStart w:id="40" w:name="التلاوة-والاستماع"/>
-    <w:p>
-      <w:pPr>
-        <w:bidi/>
-        <w:pStyle w:val="Heading3"/>
-        <w:bidi/>
-      </w:pPr>
-      <w:r>
-        <w:rPr>
-          <w:rtl/>
-          <w:rtl/>
-        </w:rPr>
-        <w:t xml:space="preserve">5.4 التلاوة والاستماع</w:t>
       </w:r>
     </w:p>
     <w:p>
@@ -5785,32 +5733,9 @@
       <w:r>
         <w:rPr>
           <w:rtl/>
-          <w:rStyle w:val="VerbatimChar"/>
-          <w:rtl/>
-        </w:rPr>
-        <w:t xml:space="preserve">expo-audio</w:t>
-      </w:r>
-      <w:r>
-        <w:rPr>
-          <w:rtl/>
-          <w:rtl/>
-        </w:rPr>
-        <w:t xml:space="preserve">، ملف لكل آية من EveryAyah (</w:t>
-      </w:r>
-      <w:r>
-        <w:rPr>
-          <w:rtl/>
-          <w:rStyle w:val="VerbatimChar"/>
-          <w:rtl/>
-        </w:rPr>
-        <w:t xml:space="preserve">data/&lt;القارئ&gt;/&lt;SSSAAA&gt;.mp3</w:t>
-      </w:r>
-      <w:r>
-        <w:rPr>
-          <w:rtl/>
-          <w:rtl/>
-        </w:rPr>
-        <w:t xml:space="preserve">).</w:t>
+          <w:rtl/>
+        </w:rPr>
+        <w:t xml:space="preserve">بيتحقق: 114 سورة، 6236 آية، وإعادة تركيب كل آية من الصفحات = الأصل، وبصمة SHA-256 للنص.</w:t>
       </w:r>
     </w:p>
     <w:p>
@@ -5830,55 +5755,28 @@
           <w:bCs/>
           <w:b/>
         </w:rPr>
-        <w:t xml:space="preserve">طابور سور</w:t>
-      </w:r>
-      <w:r>
-        <w:rPr>
-          <w:rtl/>
-          <w:rtl/>
-        </w:rPr>
-        <w:t xml:space="preserve"> </w:t>
-      </w:r>
-      <w:r>
-        <w:rPr>
-          <w:rtl/>
-          <w:rtl/>
-        </w:rPr>
-        <w:t xml:space="preserve">+ بسملة + تكرار آية/قايمة + قارئ خاص للقايمة + شاشة القفل.</w:t>
-      </w:r>
-    </w:p>
-    <w:p>
-      <w:pPr>
-        <w:bidi/>
-        <w:numPr>
-          <w:ilvl w:val="0"/>
-          <w:numId w:val="1010"/>
-        </w:numPr>
-        <w:pStyle w:val="Compact"/>
-        <w:bidi/>
-      </w:pPr>
-      <w:r>
-        <w:rPr>
-          <w:rtl/>
-          <w:rtl/>
-          <w:bCs/>
-          <w:b/>
-        </w:rPr>
-        <w:t xml:space="preserve">مدير تحميل مشترك</w:t>
-      </w:r>
-      <w:r>
-        <w:rPr>
-          <w:rtl/>
-          <w:rtl/>
-        </w:rPr>
-        <w:t xml:space="preserve"> </w:t>
-      </w:r>
-      <w:r>
-        <w:rPr>
-          <w:rtl/>
-          <w:rtl/>
-        </w:rPr>
-        <w:t xml:space="preserve">(</w:t>
+        <w:t xml:space="preserve">56 فرق صفحات</w:t>
+      </w:r>
+      <w:r>
+        <w:rPr>
+          <w:rtl/>
+          <w:rtl/>
+        </w:rPr>
+        <w:t xml:space="preserve"> </w:t>
+      </w:r>
+      <w:r>
+        <w:rPr>
+          <w:rtl/>
+          <w:rtl/>
+        </w:rPr>
+        <w:t xml:space="preserve">معروف مع</w:t>
+      </w:r>
+      <w:r>
+        <w:rPr>
+          <w:rtl/>
+          <w:rtl/>
+        </w:rPr>
+        <w:t xml:space="preserve"> </w:t>
       </w:r>
       <w:r>
         <w:rPr>
@@ -5886,21 +5784,37 @@
           <w:rStyle w:val="VerbatimChar"/>
           <w:rtl/>
         </w:rPr>
-        <w:t xml:space="preserve">downloads.ts</w:t>
-      </w:r>
-      <w:r>
-        <w:rPr>
-          <w:rtl/>
-          <w:rtl/>
-        </w:rPr>
-        <w:t xml:space="preserve">): بيكمّل بين الشاشات، ملفات</w:t>
-      </w:r>
-      <w:r>
-        <w:rPr>
-          <w:rtl/>
-          <w:rtl/>
-        </w:rPr>
-        <w:t xml:space="preserve"> </w:t>
+        <w:t xml:space="preserve">quran-meta</w:t>
+      </w:r>
+      <w:r>
+        <w:rPr>
+          <w:rtl/>
+          <w:rtl/>
+        </w:rPr>
+        <w:t xml:space="preserve"> </w:t>
+      </w:r>
+      <w:r>
+        <w:rPr>
+          <w:rtl/>
+          <w:rtl/>
+        </w:rPr>
+        <w:t xml:space="preserve">— محتاج مراجعة متخصص.</w:t>
+      </w:r>
+    </w:p>
+    <w:bookmarkEnd w:id="37"/>
+    <w:bookmarkStart w:id="38" w:name="Xc0002c8c6b250e6e5fec0dae8409cecf88bcda3"/>
+    <w:p>
+      <w:pPr>
+        <w:bidi/>
+        <w:pStyle w:val="Heading3"/>
+        <w:bidi/>
+      </w:pPr>
+      <w:r>
+        <w:rPr>
+          <w:rtl/>
+          <w:rtl/>
+        </w:rPr>
+        <w:t xml:space="preserve">5.2 البيانات الإضافية (</w:t>
       </w:r>
       <w:r>
         <w:rPr>
@@ -5908,59 +5822,75 @@
           <w:rStyle w:val="VerbatimChar"/>
           <w:rtl/>
         </w:rPr>
-        <w:t xml:space="preserve">.part</w:t>
-      </w:r>
-      <w:r>
-        <w:rPr>
-          <w:rtl/>
-          <w:rtl/>
-        </w:rPr>
-        <w:t xml:space="preserve"> </w:t>
-      </w:r>
-      <w:r>
-        <w:rPr>
-          <w:rtl/>
-          <w:rtl/>
-        </w:rPr>
-        <w:t xml:space="preserve">لحد ما تكمل، تحميل سورة أو جزء.</w:t>
-      </w:r>
-    </w:p>
-    <w:p>
-      <w:pPr>
-        <w:bidi/>
-        <w:numPr>
-          <w:ilvl w:val="0"/>
-          <w:numId w:val="1010"/>
-        </w:numPr>
-        <w:pStyle w:val="Compact"/>
-        <w:bidi/>
-      </w:pPr>
-      <w:r>
-        <w:rPr>
-          <w:rtl/>
-          <w:rtl/>
-          <w:bCs/>
-          <w:b/>
-        </w:rPr>
-        <w:t xml:space="preserve">محتاج نت</w:t>
-      </w:r>
-      <w:r>
-        <w:rPr>
-          <w:rtl/>
-          <w:rtl/>
-        </w:rPr>
-        <w:t xml:space="preserve"> </w:t>
-      </w:r>
-      <w:r>
-        <w:rPr>
-          <w:rtl/>
-          <w:rtl/>
-        </w:rPr>
-        <w:t xml:space="preserve">إلا اللي اتحمّل.</w:t>
-      </w:r>
-    </w:p>
-    <w:bookmarkEnd w:id="40"/>
-    <w:bookmarkStart w:id="41" w:name="التنبيهات-1"/>
+        <w:t xml:space="preserve">npm run build:extra-data</w:t>
+      </w:r>
+      <w:r>
+        <w:rPr>
+          <w:rtl/>
+          <w:rtl/>
+        </w:rPr>
+        <w:t xml:space="preserve">)</w:t>
+      </w:r>
+    </w:p>
+    <w:p>
+      <w:pPr>
+        <w:bidi/>
+        <w:bidi/>
+      </w:pPr>
+      <w:r>
+        <w:rPr>
+          <w:rtl/>
+          <w:rtl/>
+        </w:rPr>
+        <w:t xml:space="preserve">التجويد (</w:t>
+      </w:r>
+      <w:r>
+        <w:rPr>
+          <w:rtl/>
+          <w:rStyle w:val="VerbatimChar"/>
+          <w:rtl/>
+        </w:rPr>
+        <w:t xml:space="preserve">ghunna</w:t>
+      </w:r>
+      <w:r>
+        <w:rPr>
+          <w:rtl/>
+          <w:rtl/>
+        </w:rPr>
+        <w:t xml:space="preserve">، مطابقة 99.654%)، التفسير الميسر، ترجمة رواد الإنجليزية، الأذكار (حصن المسلم)، ~3100 مدينة (GeoNames). التفسير والترجمة ملفات</w:t>
+      </w:r>
+      <w:r>
+        <w:rPr>
+          <w:rtl/>
+          <w:rtl/>
+        </w:rPr>
+        <w:t xml:space="preserve"> </w:t>
+      </w:r>
+      <w:r>
+        <w:rPr>
+          <w:rtl/>
+          <w:rStyle w:val="VerbatimChar"/>
+          <w:rtl/>
+        </w:rPr>
+        <w:t xml:space="preserve">.ytd</w:t>
+      </w:r>
+      <w:r>
+        <w:rPr>
+          <w:rtl/>
+          <w:rtl/>
+        </w:rPr>
+        <w:t xml:space="preserve"> </w:t>
+      </w:r>
+      <w:r>
+        <w:rPr>
+          <w:rtl/>
+          <w:rtl/>
+        </w:rPr>
+        <w:t xml:space="preserve">بتتحمّل وقت الحاجة.</w:t>
+      </w:r>
+    </w:p>
+    <w:bookmarkEnd w:id="38"/>
+    <w:bookmarkStart w:id="39" w:name="مواقيت-الصلاة"/>
     <w:p>
       <w:pPr>
         <w:bidi/>
@@ -5972,13 +5902,12 @@
           <w:rtl/>
           <w:rtl/>
         </w:rPr>
-        <w:t xml:space="preserve">5.5 التنبيهات</w:t>
-      </w:r>
-    </w:p>
-    <w:p>
-      <w:pPr>
-        <w:bidi/>
-        <w:pStyle w:val="SourceCode"/>
+        <w:t xml:space="preserve">5.3 مواقيت الصلاة</w:t>
+      </w:r>
+    </w:p>
+    <w:p>
+      <w:pPr>
+        <w:bidi/>
         <w:bidi/>
       </w:pPr>
       <w:r>
@@ -5987,49 +5916,37 @@
           <w:rStyle w:val="VerbatimChar"/>
           <w:rtl/>
         </w:rPr>
-        <w:t xml:space="preserve">planNotifications(settings, {prayerLog, khatma, lastRead})   ← features/notifications/plan.ts</w:t>
-      </w:r>
-      <w:r>
-        <w:rPr>
-          <w:rtl/>
-        </w:rPr>
-        <w:br/>
-      </w:r>
-      <w:r>
-        <w:rPr>
-          <w:rtl/>
-          <w:rStyle w:val="VerbatimChar"/>
-          <w:rtl/>
-        </w:rPr>
-        <w:t xml:space="preserve">        │  (من امبارح لـ 7 أيام قدام، بمواعيد محددة)</w:t>
-      </w:r>
-      <w:r>
-        <w:rPr>
-          <w:rtl/>
-        </w:rPr>
-        <w:br/>
-      </w:r>
-      <w:r>
-        <w:rPr>
-          <w:rtl/>
-          <w:rStyle w:val="VerbatimChar"/>
-          <w:rtl/>
-        </w:rPr>
-        <w:t xml:space="preserve">        ├── syncInbox(plan)        مركز التنبيهات (اللي وقته جه)        ← inbox.ts</w:t>
-      </w:r>
-      <w:r>
-        <w:rPr>
-          <w:rtl/>
-        </w:rPr>
-        <w:br/>
-      </w:r>
-      <w:r>
-        <w:rPr>
-          <w:rtl/>
-          <w:rStyle w:val="VerbatimChar"/>
-          <w:rtl/>
-        </w:rPr>
-        <w:t xml:space="preserve">        └── scheduleOnDevice(plan) إشعارات الموبايل (أقرب 60)          ← schedule.ts</w:t>
+        <w:t xml:space="preserve">adhan</w:t>
+      </w:r>
+      <w:r>
+        <w:rPr>
+          <w:rtl/>
+          <w:rtl/>
+        </w:rPr>
+        <w:t xml:space="preserve"> </w:t>
+      </w:r>
+      <w:r>
+        <w:rPr>
+          <w:rtl/>
+          <w:rtl/>
+        </w:rPr>
+        <w:t xml:space="preserve">على الجهاز: الطريقة حسب البلد تلقائيًا، المذهب، التوقيت الصيفي (+ساعة)، تعديل يدوي، قاعدة خطوط العرض العالية. الموقع: GPS + أقرب مدينة من القايمة (من غير نت)، واسم المنطقة من النت اختياري.</w:t>
+      </w:r>
+    </w:p>
+    <w:bookmarkEnd w:id="39"/>
+    <w:bookmarkStart w:id="40" w:name="التلاوة-والاستماع"/>
+    <w:p>
+      <w:pPr>
+        <w:bidi/>
+        <w:pStyle w:val="Heading3"/>
+        <w:bidi/>
+      </w:pPr>
+      <w:r>
+        <w:rPr>
+          <w:rtl/>
+          <w:rtl/>
+        </w:rPr>
+        <w:t xml:space="preserve">5.4 التلاوة والاستماع</w:t>
       </w:r>
     </w:p>
     <w:p>
@@ -6045,9 +5962,32 @@
       <w:r>
         <w:rPr>
           <w:rtl/>
-          <w:rtl/>
-        </w:rPr>
-        <w:t xml:space="preserve">بتتحسب لما الإعدادات أو الفروض أو القراءة تتغير، أو التطبيق يرجع للواجهة.</w:t>
+          <w:rStyle w:val="VerbatimChar"/>
+          <w:rtl/>
+        </w:rPr>
+        <w:t xml:space="preserve">expo-audio</w:t>
+      </w:r>
+      <w:r>
+        <w:rPr>
+          <w:rtl/>
+          <w:rtl/>
+        </w:rPr>
+        <w:t xml:space="preserve">، ملف لكل آية من EveryAyah (</w:t>
+      </w:r>
+      <w:r>
+        <w:rPr>
+          <w:rtl/>
+          <w:rStyle w:val="VerbatimChar"/>
+          <w:rtl/>
+        </w:rPr>
+        <w:t xml:space="preserve">data/&lt;القارئ&gt;/&lt;SSSAAA&gt;.mp3</w:t>
+      </w:r>
+      <w:r>
+        <w:rPr>
+          <w:rtl/>
+          <w:rtl/>
+        </w:rPr>
+        <w:t xml:space="preserve">).</w:t>
       </w:r>
     </w:p>
     <w:p>
@@ -6064,125 +6004,24 @@
         <w:rPr>
           <w:rtl/>
           <w:rtl/>
-        </w:rPr>
-        <w:t xml:space="preserve">قنوات أندرويد:</w:t>
-      </w:r>
-      <w:r>
-        <w:rPr>
-          <w:rtl/>
-          <w:rtl/>
-        </w:rPr>
-        <w:t xml:space="preserve"> </w:t>
-      </w:r>
-      <w:r>
-        <w:rPr>
-          <w:rtl/>
-          <w:rStyle w:val="VerbatimChar"/>
-          <w:rtl/>
-        </w:rPr>
-        <w:t xml:space="preserve">adhan</w:t>
-      </w:r>
-      <w:r>
-        <w:rPr>
-          <w:rtl/>
-          <w:rtl/>
-        </w:rPr>
-        <w:t xml:space="preserve"> </w:t>
-      </w:r>
-      <w:r>
-        <w:rPr>
-          <w:rtl/>
-          <w:rtl/>
-        </w:rPr>
-        <w:t xml:space="preserve">/</w:t>
-      </w:r>
-      <w:r>
-        <w:rPr>
-          <w:rtl/>
-          <w:rtl/>
-        </w:rPr>
-        <w:t xml:space="preserve"> </w:t>
-      </w:r>
-      <w:r>
-        <w:rPr>
-          <w:rtl/>
-          <w:rStyle w:val="VerbatimChar"/>
-          <w:rtl/>
-        </w:rPr>
-        <w:t xml:space="preserve">adhan-full</w:t>
-      </w:r>
-      <w:r>
-        <w:rPr>
-          <w:rtl/>
-          <w:rtl/>
-        </w:rPr>
-        <w:t xml:space="preserve">،</w:t>
-      </w:r>
-      <w:r>
-        <w:rPr>
-          <w:rtl/>
-          <w:rtl/>
-        </w:rPr>
-        <w:t xml:space="preserve"> </w:t>
-      </w:r>
-      <w:r>
-        <w:rPr>
-          <w:rtl/>
-          <w:rStyle w:val="VerbatimChar"/>
-          <w:rtl/>
-        </w:rPr>
-        <w:t xml:space="preserve">adhan-silent</w:t>
-      </w:r>
-      <w:r>
-        <w:rPr>
-          <w:rtl/>
-          <w:rtl/>
-        </w:rPr>
-        <w:t xml:space="preserve">،</w:t>
-      </w:r>
-      <w:r>
-        <w:rPr>
-          <w:rtl/>
-          <w:rtl/>
-        </w:rPr>
-        <w:t xml:space="preserve"> </w:t>
-      </w:r>
-      <w:r>
-        <w:rPr>
-          <w:rtl/>
-          <w:rStyle w:val="VerbatimChar"/>
-          <w:rtl/>
-        </w:rPr>
-        <w:t xml:space="preserve">prayer-alerts</w:t>
-      </w:r>
-      <w:r>
-        <w:rPr>
-          <w:rtl/>
-          <w:rtl/>
-        </w:rPr>
-        <w:t xml:space="preserve">،</w:t>
-      </w:r>
-      <w:r>
-        <w:rPr>
-          <w:rtl/>
-          <w:rtl/>
-        </w:rPr>
-        <w:t xml:space="preserve"> </w:t>
-      </w:r>
-      <w:r>
-        <w:rPr>
-          <w:rtl/>
-          <w:rStyle w:val="VerbatimChar"/>
-          <w:rtl/>
-        </w:rPr>
-        <w:t xml:space="preserve">reminders</w:t>
-      </w:r>
-      <w:r>
-        <w:rPr>
-          <w:rtl/>
-          <w:rtl/>
-        </w:rPr>
-        <w:t xml:space="preserve">.</w:t>
+          <w:bCs/>
+          <w:b/>
+        </w:rPr>
+        <w:t xml:space="preserve">طابور سور</w:t>
+      </w:r>
+      <w:r>
+        <w:rPr>
+          <w:rtl/>
+          <w:rtl/>
+        </w:rPr>
+        <w:t xml:space="preserve"> </w:t>
+      </w:r>
+      <w:r>
+        <w:rPr>
+          <w:rtl/>
+          <w:rtl/>
+        </w:rPr>
+        <w:t xml:space="preserve">+ بسملة + تكرار آية/قايمة + قارئ خاص للقايمة + شاشة القفل.</w:t>
       </w:r>
     </w:p>
     <w:p>
@@ -6202,14 +6041,21 @@
           <w:bCs/>
           <w:b/>
         </w:rPr>
-        <w:t xml:space="preserve">صوت الأذان:</w:t>
-      </w:r>
-      <w:r>
-        <w:rPr>
-          <w:rtl/>
-          <w:rtl/>
-        </w:rPr>
-        <w:t xml:space="preserve"> </w:t>
+        <w:t xml:space="preserve">مدير تحميل مشترك</w:t>
+      </w:r>
+      <w:r>
+        <w:rPr>
+          <w:rtl/>
+          <w:rtl/>
+        </w:rPr>
+        <w:t xml:space="preserve"> </w:t>
+      </w:r>
+      <w:r>
+        <w:rPr>
+          <w:rtl/>
+          <w:rtl/>
+        </w:rPr>
+        <w:t xml:space="preserve">(</w:t>
       </w:r>
       <w:r>
         <w:rPr>
@@ -6217,21 +6063,14 @@
           <w:rStyle w:val="VerbatimChar"/>
           <w:rtl/>
         </w:rPr>
-        <w:t xml:space="preserve">assets/sounds/adhan.mp3</w:t>
-      </w:r>
-      <w:r>
-        <w:rPr>
-          <w:rtl/>
-          <w:rtl/>
-        </w:rPr>
-        <w:t xml:space="preserve"> </w:t>
-      </w:r>
-      <w:r>
-        <w:rPr>
-          <w:rtl/>
-          <w:rtl/>
-        </w:rPr>
-        <w:t xml:space="preserve">(أندرويد، كامل) و</w:t>
+        <w:t xml:space="preserve">downloads.ts</w:t>
+      </w:r>
+      <w:r>
+        <w:rPr>
+          <w:rtl/>
+          <w:rtl/>
+        </w:rPr>
+        <w:t xml:space="preserve">): بيكمّل بين الشاشات، ملفات</w:t>
       </w:r>
       <w:r>
         <w:rPr>
@@ -6246,59 +6085,21 @@
           <w:rStyle w:val="VerbatimChar"/>
           <w:rtl/>
         </w:rPr>
-        <w:t xml:space="preserve">adhan_short.wav</w:t>
-      </w:r>
-      <w:r>
-        <w:rPr>
-          <w:rtl/>
-          <w:rtl/>
-        </w:rPr>
-        <w:t xml:space="preserve"> </w:t>
-      </w:r>
-      <w:r>
-        <w:rPr>
-          <w:rtl/>
-          <w:rtl/>
-        </w:rPr>
-        <w:t xml:space="preserve">(iOS، ٢٦ ث) بيتضافوا وقت البناء من</w:t>
-      </w:r>
-      <w:r>
-        <w:rPr>
-          <w:rtl/>
-          <w:rtl/>
-        </w:rPr>
-        <w:t xml:space="preserve"> </w:t>
-      </w:r>
-      <w:r>
-        <w:rPr>
-          <w:rtl/>
-          <w:rStyle w:val="VerbatimChar"/>
-          <w:rtl/>
-        </w:rPr>
-        <w:t xml:space="preserve">app.config.js</w:t>
-      </w:r>
-      <w:r>
-        <w:rPr>
-          <w:rtl/>
-          <w:rtl/>
-        </w:rPr>
-        <w:t xml:space="preserve">. إشعار الأذان بيظهر فوق الشاشة وفيه «كتم» و«الإعدادات».</w:t>
-      </w:r>
-      <w:r>
-        <w:rPr>
-          <w:rtl/>
-          <w:rtl/>
-        </w:rPr>
-        <w:t xml:space="preserve"> </w:t>
-      </w:r>
-      <w:r>
-        <w:rPr>
-          <w:rtl/>
-          <w:rtl/>
-          <w:bCs/>
-          <w:b/>
-        </w:rPr>
-        <w:t xml:space="preserve">الملف الحالي رخصته غير مؤكدة — لازم يتبدّل قبل النشر.</w:t>
+        <w:t xml:space="preserve">.part</w:t>
+      </w:r>
+      <w:r>
+        <w:rPr>
+          <w:rtl/>
+          <w:rtl/>
+        </w:rPr>
+        <w:t xml:space="preserve"> </w:t>
+      </w:r>
+      <w:r>
+        <w:rPr>
+          <w:rtl/>
+          <w:rtl/>
+        </w:rPr>
+        <w:t xml:space="preserve">لحد ما تكمل، تحميل سورة أو جزء.</w:t>
       </w:r>
     </w:p>
     <w:p>
@@ -6318,6 +6119,382 @@
           <w:bCs/>
           <w:b/>
         </w:rPr>
+        <w:t xml:space="preserve">محتاج نت</w:t>
+      </w:r>
+      <w:r>
+        <w:rPr>
+          <w:rtl/>
+          <w:rtl/>
+        </w:rPr>
+        <w:t xml:space="preserve"> </w:t>
+      </w:r>
+      <w:r>
+        <w:rPr>
+          <w:rtl/>
+          <w:rtl/>
+        </w:rPr>
+        <w:t xml:space="preserve">إلا اللي اتحمّل.</w:t>
+      </w:r>
+    </w:p>
+    <w:bookmarkEnd w:id="40"/>
+    <w:bookmarkStart w:id="41" w:name="التنبيهات-1"/>
+    <w:p>
+      <w:pPr>
+        <w:bidi/>
+        <w:pStyle w:val="Heading3"/>
+        <w:bidi/>
+      </w:pPr>
+      <w:r>
+        <w:rPr>
+          <w:rtl/>
+          <w:rtl/>
+        </w:rPr>
+        <w:t xml:space="preserve">5.5 التنبيهات</w:t>
+      </w:r>
+    </w:p>
+    <w:p>
+      <w:pPr>
+        <w:bidi/>
+        <w:pStyle w:val="SourceCode"/>
+        <w:bidi/>
+      </w:pPr>
+      <w:r>
+        <w:rPr>
+          <w:rtl/>
+          <w:rStyle w:val="VerbatimChar"/>
+          <w:rtl/>
+        </w:rPr>
+        <w:t xml:space="preserve">planNotifications(settings, {prayerLog, khatma, lastRead})   ← features/notifications/plan.ts</w:t>
+      </w:r>
+      <w:r>
+        <w:rPr>
+          <w:rtl/>
+        </w:rPr>
+        <w:br/>
+      </w:r>
+      <w:r>
+        <w:rPr>
+          <w:rtl/>
+          <w:rStyle w:val="VerbatimChar"/>
+          <w:rtl/>
+        </w:rPr>
+        <w:t xml:space="preserve">        │  (من امبارح لـ 7 أيام قدام، بمواعيد محددة)</w:t>
+      </w:r>
+      <w:r>
+        <w:rPr>
+          <w:rtl/>
+        </w:rPr>
+        <w:br/>
+      </w:r>
+      <w:r>
+        <w:rPr>
+          <w:rtl/>
+          <w:rStyle w:val="VerbatimChar"/>
+          <w:rtl/>
+        </w:rPr>
+        <w:t xml:space="preserve">        ├── syncInbox(plan)        مركز التنبيهات (اللي وقته جه)        ← inbox.ts</w:t>
+      </w:r>
+      <w:r>
+        <w:rPr>
+          <w:rtl/>
+        </w:rPr>
+        <w:br/>
+      </w:r>
+      <w:r>
+        <w:rPr>
+          <w:rtl/>
+          <w:rStyle w:val="VerbatimChar"/>
+          <w:rtl/>
+        </w:rPr>
+        <w:t xml:space="preserve">        └── scheduleOnDevice(plan) إشعارات الموبايل (أقرب 60)          ← schedule.ts</w:t>
+      </w:r>
+    </w:p>
+    <w:p>
+      <w:pPr>
+        <w:bidi/>
+        <w:numPr>
+          <w:ilvl w:val="0"/>
+          <w:numId w:val="1012"/>
+        </w:numPr>
+        <w:pStyle w:val="Compact"/>
+        <w:bidi/>
+      </w:pPr>
+      <w:r>
+        <w:rPr>
+          <w:rtl/>
+          <w:rtl/>
+        </w:rPr>
+        <w:t xml:space="preserve">بتتحسب لما الإعدادات أو الفروض أو القراءة تتغير، أو التطبيق يرجع للواجهة.</w:t>
+      </w:r>
+    </w:p>
+    <w:p>
+      <w:pPr>
+        <w:bidi/>
+        <w:numPr>
+          <w:ilvl w:val="0"/>
+          <w:numId w:val="1012"/>
+        </w:numPr>
+        <w:pStyle w:val="Compact"/>
+        <w:bidi/>
+      </w:pPr>
+      <w:r>
+        <w:rPr>
+          <w:rtl/>
+          <w:rtl/>
+        </w:rPr>
+        <w:t xml:space="preserve">قنوات أندرويد:</w:t>
+      </w:r>
+      <w:r>
+        <w:rPr>
+          <w:rtl/>
+          <w:rtl/>
+        </w:rPr>
+        <w:t xml:space="preserve"> </w:t>
+      </w:r>
+      <w:r>
+        <w:rPr>
+          <w:rtl/>
+          <w:rStyle w:val="VerbatimChar"/>
+          <w:rtl/>
+        </w:rPr>
+        <w:t xml:space="preserve">adhan</w:t>
+      </w:r>
+      <w:r>
+        <w:rPr>
+          <w:rtl/>
+          <w:rtl/>
+        </w:rPr>
+        <w:t xml:space="preserve"> </w:t>
+      </w:r>
+      <w:r>
+        <w:rPr>
+          <w:rtl/>
+          <w:rtl/>
+        </w:rPr>
+        <w:t xml:space="preserve">/</w:t>
+      </w:r>
+      <w:r>
+        <w:rPr>
+          <w:rtl/>
+          <w:rtl/>
+        </w:rPr>
+        <w:t xml:space="preserve"> </w:t>
+      </w:r>
+      <w:r>
+        <w:rPr>
+          <w:rtl/>
+          <w:rStyle w:val="VerbatimChar"/>
+          <w:rtl/>
+        </w:rPr>
+        <w:t xml:space="preserve">adhan-full</w:t>
+      </w:r>
+      <w:r>
+        <w:rPr>
+          <w:rtl/>
+          <w:rtl/>
+        </w:rPr>
+        <w:t xml:space="preserve">،</w:t>
+      </w:r>
+      <w:r>
+        <w:rPr>
+          <w:rtl/>
+          <w:rtl/>
+        </w:rPr>
+        <w:t xml:space="preserve"> </w:t>
+      </w:r>
+      <w:r>
+        <w:rPr>
+          <w:rtl/>
+          <w:rStyle w:val="VerbatimChar"/>
+          <w:rtl/>
+        </w:rPr>
+        <w:t xml:space="preserve">adhan-silent</w:t>
+      </w:r>
+      <w:r>
+        <w:rPr>
+          <w:rtl/>
+          <w:rtl/>
+        </w:rPr>
+        <w:t xml:space="preserve">،</w:t>
+      </w:r>
+      <w:r>
+        <w:rPr>
+          <w:rtl/>
+          <w:rtl/>
+        </w:rPr>
+        <w:t xml:space="preserve"> </w:t>
+      </w:r>
+      <w:r>
+        <w:rPr>
+          <w:rtl/>
+          <w:rStyle w:val="VerbatimChar"/>
+          <w:rtl/>
+        </w:rPr>
+        <w:t xml:space="preserve">prayer-alerts</w:t>
+      </w:r>
+      <w:r>
+        <w:rPr>
+          <w:rtl/>
+          <w:rtl/>
+        </w:rPr>
+        <w:t xml:space="preserve">،</w:t>
+      </w:r>
+      <w:r>
+        <w:rPr>
+          <w:rtl/>
+          <w:rtl/>
+        </w:rPr>
+        <w:t xml:space="preserve"> </w:t>
+      </w:r>
+      <w:r>
+        <w:rPr>
+          <w:rtl/>
+          <w:rStyle w:val="VerbatimChar"/>
+          <w:rtl/>
+        </w:rPr>
+        <w:t xml:space="preserve">reminders</w:t>
+      </w:r>
+      <w:r>
+        <w:rPr>
+          <w:rtl/>
+          <w:rtl/>
+        </w:rPr>
+        <w:t xml:space="preserve">.</w:t>
+      </w:r>
+    </w:p>
+    <w:p>
+      <w:pPr>
+        <w:bidi/>
+        <w:numPr>
+          <w:ilvl w:val="0"/>
+          <w:numId w:val="1012"/>
+        </w:numPr>
+        <w:pStyle w:val="Compact"/>
+        <w:bidi/>
+      </w:pPr>
+      <w:r>
+        <w:rPr>
+          <w:rtl/>
+          <w:rtl/>
+          <w:bCs/>
+          <w:b/>
+        </w:rPr>
+        <w:t xml:space="preserve">صوت الأذان:</w:t>
+      </w:r>
+      <w:r>
+        <w:rPr>
+          <w:rtl/>
+          <w:rtl/>
+        </w:rPr>
+        <w:t xml:space="preserve"> </w:t>
+      </w:r>
+      <w:r>
+        <w:rPr>
+          <w:rtl/>
+          <w:rStyle w:val="VerbatimChar"/>
+          <w:rtl/>
+        </w:rPr>
+        <w:t xml:space="preserve">assets/sounds/adhan.mp3</w:t>
+      </w:r>
+      <w:r>
+        <w:rPr>
+          <w:rtl/>
+          <w:rtl/>
+        </w:rPr>
+        <w:t xml:space="preserve"> </w:t>
+      </w:r>
+      <w:r>
+        <w:rPr>
+          <w:rtl/>
+          <w:rtl/>
+        </w:rPr>
+        <w:t xml:space="preserve">(أندرويد، كامل) و</w:t>
+      </w:r>
+      <w:r>
+        <w:rPr>
+          <w:rtl/>
+          <w:rtl/>
+        </w:rPr>
+        <w:t xml:space="preserve"> </w:t>
+      </w:r>
+      <w:r>
+        <w:rPr>
+          <w:rtl/>
+          <w:rStyle w:val="VerbatimChar"/>
+          <w:rtl/>
+        </w:rPr>
+        <w:t xml:space="preserve">adhan_short.wav</w:t>
+      </w:r>
+      <w:r>
+        <w:rPr>
+          <w:rtl/>
+          <w:rtl/>
+        </w:rPr>
+        <w:t xml:space="preserve"> </w:t>
+      </w:r>
+      <w:r>
+        <w:rPr>
+          <w:rtl/>
+          <w:rtl/>
+        </w:rPr>
+        <w:t xml:space="preserve">(iOS، ٢٦ ث) بيتضافوا وقت البناء من</w:t>
+      </w:r>
+      <w:r>
+        <w:rPr>
+          <w:rtl/>
+          <w:rtl/>
+        </w:rPr>
+        <w:t xml:space="preserve"> </w:t>
+      </w:r>
+      <w:r>
+        <w:rPr>
+          <w:rtl/>
+          <w:rStyle w:val="VerbatimChar"/>
+          <w:rtl/>
+        </w:rPr>
+        <w:t xml:space="preserve">app.config.js</w:t>
+      </w:r>
+      <w:r>
+        <w:rPr>
+          <w:rtl/>
+          <w:rtl/>
+        </w:rPr>
+        <w:t xml:space="preserve">. إشعار الأذان بيظهر فوق الشاشة وفيه «كتم» و«الإعدادات».</w:t>
+      </w:r>
+      <w:r>
+        <w:rPr>
+          <w:rtl/>
+          <w:rtl/>
+        </w:rPr>
+        <w:t xml:space="preserve"> </w:t>
+      </w:r>
+      <w:r>
+        <w:rPr>
+          <w:rtl/>
+          <w:rtl/>
+          <w:bCs/>
+          <w:b/>
+        </w:rPr>
+        <w:t xml:space="preserve">الملف الحالي رخصته غير مؤكدة — لازم يتبدّل قبل النشر.</w:t>
+      </w:r>
+    </w:p>
+    <w:p>
+      <w:pPr>
+        <w:bidi/>
+        <w:numPr>
+          <w:ilvl w:val="0"/>
+          <w:numId w:val="1012"/>
+        </w:numPr>
+        <w:pStyle w:val="Compact"/>
+        <w:bidi/>
+      </w:pPr>
+      <w:r>
+        <w:rPr>
+          <w:rtl/>
+          <w:rtl/>
+          <w:bCs/>
+          <w:b/>
+        </w:rPr>
         <w:t xml:space="preserve">حدود:</w:t>
       </w:r>
       <w:r>
@@ -7022,7 +7199,7 @@
         <w:bidi/>
         <w:numPr>
           <w:ilvl w:val="0"/>
-          <w:numId w:val="1012"/>
+          <w:numId w:val="1013"/>
         </w:numPr>
         <w:bidi/>
       </w:pPr>
@@ -7079,7 +7256,7 @@
         <w:bidi/>
         <w:numPr>
           <w:ilvl w:val="0"/>
-          <w:numId w:val="1012"/>
+          <w:numId w:val="1013"/>
         </w:numPr>
         <w:bidi/>
       </w:pPr>
@@ -7141,7 +7318,7 @@
         <w:bidi/>
         <w:numPr>
           <w:ilvl w:val="1"/>
-          <w:numId w:val="1013"/>
+          <w:numId w:val="1014"/>
         </w:numPr>
         <w:pStyle w:val="Compact"/>
         <w:bidi/>
@@ -7262,7 +7439,7 @@
         <w:bidi/>
         <w:numPr>
           <w:ilvl w:val="0"/>
-          <w:numId w:val="1012"/>
+          <w:numId w:val="1013"/>
         </w:numPr>
         <w:bidi/>
       </w:pPr>
@@ -7343,7 +7520,7 @@
         <w:bidi/>
         <w:numPr>
           <w:ilvl w:val="0"/>
-          <w:numId w:val="1012"/>
+          <w:numId w:val="1013"/>
         </w:numPr>
         <w:bidi/>
       </w:pPr>
@@ -7383,7 +7560,7 @@
         <w:bidi/>
         <w:numPr>
           <w:ilvl w:val="0"/>
-          <w:numId w:val="1012"/>
+          <w:numId w:val="1013"/>
         </w:numPr>
         <w:bidi/>
       </w:pPr>
@@ -9549,7 +9726,7 @@
         <w:bidi/>
         <w:numPr>
           <w:ilvl w:val="0"/>
-          <w:numId w:val="1014"/>
+          <w:numId w:val="1015"/>
         </w:numPr>
         <w:pStyle w:val="Compact"/>
         <w:bidi/>
@@ -9629,7 +9806,7 @@
         <w:bidi/>
         <w:numPr>
           <w:ilvl w:val="0"/>
-          <w:numId w:val="1014"/>
+          <w:numId w:val="1015"/>
         </w:numPr>
         <w:pStyle w:val="Compact"/>
         <w:bidi/>
@@ -9677,7 +9854,7 @@
         <w:bidi/>
         <w:numPr>
           <w:ilvl w:val="0"/>
-          <w:numId w:val="1014"/>
+          <w:numId w:val="1015"/>
         </w:numPr>
         <w:pStyle w:val="Compact"/>
         <w:bidi/>
@@ -9695,7 +9872,7 @@
         <w:bidi/>
         <w:numPr>
           <w:ilvl w:val="0"/>
-          <w:numId w:val="1014"/>
+          <w:numId w:val="1015"/>
         </w:numPr>
         <w:pStyle w:val="Compact"/>
         <w:bidi/>
@@ -9713,7 +9890,7 @@
         <w:bidi/>
         <w:numPr>
           <w:ilvl w:val="0"/>
-          <w:numId w:val="1014"/>
+          <w:numId w:val="1015"/>
         </w:numPr>
         <w:pStyle w:val="Compact"/>
         <w:bidi/>
@@ -9731,7 +9908,7 @@
         <w:bidi/>
         <w:numPr>
           <w:ilvl w:val="0"/>
-          <w:numId w:val="1014"/>
+          <w:numId w:val="1015"/>
         </w:numPr>
         <w:pStyle w:val="Compact"/>
         <w:bidi/>
@@ -9778,7 +9955,7 @@
         <w:bidi/>
         <w:numPr>
           <w:ilvl w:val="0"/>
-          <w:numId w:val="1014"/>
+          <w:numId w:val="1015"/>
         </w:numPr>
         <w:pStyle w:val="Compact"/>
         <w:bidi/>
@@ -9876,7 +10053,7 @@
         <w:bidi/>
         <w:numPr>
           <w:ilvl w:val="0"/>
-          <w:numId w:val="1014"/>
+          <w:numId w:val="1015"/>
         </w:numPr>
         <w:pStyle w:val="Compact"/>
         <w:bidi/>
@@ -9894,7 +10071,7 @@
         <w:bidi/>
         <w:numPr>
           <w:ilvl w:val="0"/>
-          <w:numId w:val="1014"/>
+          <w:numId w:val="1015"/>
         </w:numPr>
         <w:pStyle w:val="Compact"/>
         <w:bidi/>
@@ -10304,6 +10481,9 @@
     <w:abstractNumId w:val="991"/>
   </w:num>
   <w:num w:numId="1012">
+    <w:abstractNumId w:val="991"/>
+  </w:num>
+  <w:num w:numId="1013">
     <w:abstractNumId w:val="99411"/>
     <w:lvlOverride w:ilvl="0">
       <w:startOverride w:val="1"/>
@@ -10333,10 +10513,10 @@
       <w:startOverride w:val="1"/>
     </w:lvlOverride>
   </w:num>
-  <w:num w:numId="1013">
+  <w:num w:numId="1014">
     <w:abstractNumId w:val="991"/>
   </w:num>
-  <w:num w:numId="1014">
+  <w:num w:numId="1015">
     <w:abstractNumId w:val="991"/>
   </w:num>
 </w:numbering>

--- a/docs/yatlu-reference.docx
+++ b/docs/yatlu-reference.docx
@@ -4439,6 +4439,40 @@
           <w:rtl/>
         </w:rPr>
         <w:t xml:space="preserve">(أندرويد، اختياري): الأذان على صوت المنبه.</w:t>
+      </w:r>
+    </w:p>
+    <w:p>
+      <w:pPr>
+        <w:bidi/>
+        <w:numPr>
+          <w:ilvl w:val="0"/>
+          <w:numId w:val="1009"/>
+        </w:numPr>
+        <w:pStyle w:val="Compact"/>
+        <w:bidi/>
+      </w:pPr>
+      <w:r>
+        <w:rPr>
+          <w:rtl/>
+          <w:rtl/>
+          <w:bCs/>
+          <w:b/>
+        </w:rPr>
+        <w:t xml:space="preserve">كارت «الأذان ممكن يتأخر»</w:t>
+      </w:r>
+      <w:r>
+        <w:rPr>
+          <w:rtl/>
+          <w:rtl/>
+        </w:rPr>
+        <w:t xml:space="preserve"> </w:t>
+      </w:r>
+      <w:r>
+        <w:rPr>
+          <w:rtl/>
+          <w:rtl/>
+        </w:rPr>
+        <w:t xml:space="preserve">في الرئيسية والمواقيت لو «المنبهات والتذكيرات» مقفولة (أندرويد) — بزرار «فعّلها».</w:t>
       </w:r>
     </w:p>
     <w:p>

--- a/docs/yatlu-reference.docx
+++ b/docs/yatlu-reference.docx
@@ -3338,7 +3338,7 @@
           <w:rtl/>
           <w:rtl/>
         </w:rPr>
-        <w:t xml:space="preserve">للاستماع من غير نت (موبايل بس).</w:t>
+        <w:t xml:space="preserve">للاستماع من غير نت (موبايل بس) — بيعيد المحاولة لكل ملف، ويكمّل لوحده من مكانه لو النت قطع أو التطبيق اتقفل.</w:t>
       </w:r>
     </w:p>
     <w:p>

--- a/docs/yatlu-reference.docx
+++ b/docs/yatlu-reference.docx
@@ -3526,6 +3526,40 @@
           <w:rtl/>
         </w:rPr>
         <w:t xml:space="preserve">3.8 في كل التطبيق</w:t>
+      </w:r>
+    </w:p>
+    <w:p>
+      <w:pPr>
+        <w:bidi/>
+        <w:numPr>
+          <w:ilvl w:val="0"/>
+          <w:numId w:val="1008"/>
+        </w:numPr>
+        <w:pStyle w:val="Compact"/>
+        <w:bidi/>
+      </w:pPr>
+      <w:r>
+        <w:rPr>
+          <w:rtl/>
+          <w:rtl/>
+          <w:bCs/>
+          <w:b/>
+        </w:rPr>
+        <w:t xml:space="preserve">حجم خط الموبايل:</w:t>
+      </w:r>
+      <w:r>
+        <w:rPr>
+          <w:rtl/>
+          <w:rtl/>
+        </w:rPr>
+        <w:t xml:space="preserve"> </w:t>
+      </w:r>
+      <w:r>
+        <w:rPr>
+          <w:rtl/>
+          <w:rtl/>
+        </w:rPr>
+        <w:t xml:space="preserve">التطبيق بيكبر معاه لحد ١٢٠٪ من غير ما الترتيب يبوظ، وصفحة المصحف ليها تكبيرها الخاص.</w:t>
       </w:r>
     </w:p>
     <w:p>

--- a/docs/yatlu-reference.docx
+++ b/docs/yatlu-reference.docx
@@ -3074,7 +3074,7 @@
           <w:rtl/>
           <w:rtl/>
         </w:rPr>
-        <w:t xml:space="preserve">القارئ (10 قرّاء من EveryAyah) + كارت «بيتقري دلوقتي».</w:t>
+        <w:t xml:space="preserve">القارئ (26 قارئ من EveryAyah، منهم مجوّد والحصري المعلّم) + كارت «بيتقري دلوقتي».</w:t>
       </w:r>
     </w:p>
     <w:p>

--- a/docs/yatlu-reference.docx
+++ b/docs/yatlu-reference.docx
@@ -3074,7 +3074,30 @@
           <w:rtl/>
           <w:rtl/>
         </w:rPr>
-        <w:t xml:space="preserve">القارئ (26 قارئ من EveryAyah، منهم مجوّد والحصري المعلّم) + كارت «بيتقري دلوقتي».</w:t>
+        <w:t xml:space="preserve">القارئ (26 قارئ من EveryAyah، منهم مجوّد والحصري المعلّم، +</w:t>
+      </w:r>
+      <w:r>
+        <w:rPr>
+          <w:rtl/>
+          <w:rtl/>
+        </w:rPr>
+        <w:t xml:space="preserve"> </w:t>
+      </w:r>
+      <w:r>
+        <w:rPr>
+          <w:rtl/>
+          <w:rtl/>
+          <w:bCs/>
+          <w:b/>
+        </w:rPr>
+        <w:t xml:space="preserve">الشيخ محمد رفعت</w:t>
+      </w:r>
+      <w:r>
+        <w:rPr>
+          <w:rtl/>
+          <w:rtl/>
+        </w:rPr>
+        <w:t xml:space="preserve">: 31 سورة مسجّلة من mp3quran.net، كل سورة كاملة) + كارت «بيتقري دلوقتي».</w:t>
       </w:r>
     </w:p>
     <w:p>
